--- a/docs/HYPHEN통합(금결원호환v2001)_파일포맷.docx
+++ b/docs/HYPHEN통합(금결원호환v2001)_파일포맷.docx
@@ -1,6 +1,6 @@
 
 <file path=word/document.xml><?xml version="1.0" encoding="utf-8"?>
-<w:document xmlns:wpc="http://schemas.microsoft.com/office/word/2010/wordprocessingCanvas" xmlns:mc="http://schemas.openxmlformats.org/markup-compatibility/2006" xmlns:o="urn:schemas-microsoft-com:office:office" xmlns:r="http://schemas.openxmlformats.org/officeDocument/2006/relationships" xmlns:m="http://schemas.openxmlformats.org/officeDocument/2006/math" xmlns:v="urn:schemas-microsoft-com:vml" xmlns:wp14="http://schemas.microsoft.com/office/word/2010/wordprocessingDrawing" xmlns:wp="http://schemas.openxmlformats.org/drawingml/2006/wordprocessingDrawing" xmlns:w10="urn:schemas-microsoft-com:office:word" xmlns:w="http://schemas.openxmlformats.org/wordprocessingml/2006/main" xmlns:w14="http://schemas.microsoft.com/office/word/2010/wordml" xmlns:w15="http://schemas.microsoft.com/office/word/2012/wordml" xmlns:wpg="http://schemas.microsoft.com/office/word/2010/wordprocessingGroup" xmlns:wpi="http://schemas.microsoft.com/office/word/2010/wordprocessingInk" xmlns:wne="http://schemas.microsoft.com/office/word/2006/wordml" xmlns:wps="http://schemas.microsoft.com/office/word/2010/wordprocessingShape" mc:Ignorable="w14 w15 wp14">
+<w:document xmlns:wpc="http://schemas.microsoft.com/office/word/2010/wordprocessingCanvas" xmlns:cx="http://schemas.microsoft.com/office/drawing/2014/chartex" xmlns:cx1="http://schemas.microsoft.com/office/drawing/2015/9/8/chartex" xmlns:cx2="http://schemas.microsoft.com/office/drawing/2015/10/21/chartex" xmlns:cx3="http://schemas.microsoft.com/office/drawing/2016/5/9/chartex" xmlns:cx4="http://schemas.microsoft.com/office/drawing/2016/5/10/chartex" xmlns:cx5="http://schemas.microsoft.com/office/drawing/2016/5/11/chartex" xmlns:cx6="http://schemas.microsoft.com/office/drawing/2016/5/12/chartex" xmlns:cx7="http://schemas.microsoft.com/office/drawing/2016/5/13/chartex" xmlns:cx8="http://schemas.microsoft.com/office/drawing/2016/5/14/chartex" xmlns:mc="http://schemas.openxmlformats.org/markup-compatibility/2006" xmlns:aink="http://schemas.microsoft.com/office/drawing/2016/ink" xmlns:am3d="http://schemas.microsoft.com/office/drawing/2017/model3d" xmlns:o="urn:schemas-microsoft-com:office:office" xmlns:oel="http://schemas.microsoft.com/office/2019/extlst" xmlns:r="http://schemas.openxmlformats.org/officeDocument/2006/relationships" xmlns:m="http://schemas.openxmlformats.org/officeDocument/2006/math" xmlns:v="urn:schemas-microsoft-com:vml" xmlns:wp14="http://schemas.microsoft.com/office/word/2010/wordprocessingDrawing" xmlns:wp="http://schemas.openxmlformats.org/drawingml/2006/wordprocessingDrawing" xmlns:w10="urn:schemas-microsoft-com:office:word" xmlns:w="http://schemas.openxmlformats.org/wordprocessingml/2006/main" xmlns:w14="http://schemas.microsoft.com/office/word/2010/wordml" xmlns:w15="http://schemas.microsoft.com/office/word/2012/wordml" xmlns:w16cex="http://schemas.microsoft.com/office/word/2018/wordml/cex" xmlns:w16cid="http://schemas.microsoft.com/office/word/2016/wordml/cid" xmlns:w16="http://schemas.microsoft.com/office/word/2018/wordml" xmlns:w16du="http://schemas.microsoft.com/office/word/2023/wordml/word16du" xmlns:w16sdtdh="http://schemas.microsoft.com/office/word/2020/wordml/sdtdatahash" xmlns:w16sdtfl="http://schemas.microsoft.com/office/word/2024/wordml/sdtformatlock" xmlns:w16se="http://schemas.microsoft.com/office/word/2015/wordml/symex" xmlns:wpg="http://schemas.microsoft.com/office/word/2010/wordprocessingGroup" xmlns:wpi="http://schemas.microsoft.com/office/word/2010/wordprocessingInk" xmlns:wne="http://schemas.microsoft.com/office/word/2006/wordml" xmlns:wps="http://schemas.microsoft.com/office/word/2010/wordprocessingShape" mc:Ignorable="w14 w15 w16se w16cid w16 w16cex w16sdtdh w16sdtfl w16du wp14">
   <w:body>
     <w:p>
       <w:pPr>
@@ -3328,7 +3328,7 @@
         <w:pStyle w:val="a8"/>
         <w:spacing w:line="249" w:lineRule="auto"/>
         <w:rPr>
-          <w:rFonts w:ascii="HY중고딕" w:eastAsia="HY중고딕" w:cs="HY중고딕" w:hint="eastAsia"/>
+          <w:rFonts w:ascii="HY중고딕" w:eastAsia="HY중고딕" w:cs="HY중고딕"/>
           <w:sz w:val="30"/>
           <w:szCs w:val="30"/>
         </w:rPr>
@@ -3396,7 +3396,6 @@
                 <w:sz w:val="24"/>
                 <w:szCs w:val="24"/>
               </w:rPr>
-              <w:lastRenderedPageBreak/>
               <w:t>코</w:t>
             </w:r>
             <w:r>
@@ -3944,6 +3943,7 @@
                 <w:sz w:val="22"/>
                 <w:szCs w:val="22"/>
               </w:rPr>
+              <w:lastRenderedPageBreak/>
               <w:t>0014</w:t>
             </w:r>
           </w:p>
@@ -8397,7 +8397,6 @@
                 <w:sz w:val="22"/>
                 <w:szCs w:val="22"/>
               </w:rPr>
-              <w:lastRenderedPageBreak/>
               <w:t>A018</w:t>
             </w:r>
           </w:p>
@@ -8690,13 +8689,7 @@
         </w:rPr>
       </w:pPr>
     </w:p>
-    <w:p>
-      <w:pPr>
-        <w:rPr>
-          <w:rFonts w:hint="eastAsia"/>
-        </w:rPr>
-      </w:pPr>
-    </w:p>
+    <w:p/>
     <w:p>
       <w:pPr>
         <w:pStyle w:val="a8"/>
@@ -8893,6 +8886,7 @@
                 <w:sz w:val="22"/>
                 <w:szCs w:val="22"/>
               </w:rPr>
+              <w:lastRenderedPageBreak/>
               <w:t>A012</w:t>
             </w:r>
           </w:p>
@@ -11175,7 +11169,6 @@
         <w:pStyle w:val="a8"/>
         <w:spacing w:line="249" w:lineRule="auto"/>
         <w:rPr>
-          <w:rFonts w:hint="eastAsia"/>
           <w:sz w:val="24"/>
           <w:szCs w:val="24"/>
         </w:rPr>
@@ -12014,7 +12007,6 @@
         <w:pStyle w:val="a8"/>
         <w:spacing w:line="249" w:lineRule="auto"/>
         <w:rPr>
-          <w:rFonts w:hint="eastAsia"/>
           <w:sz w:val="24"/>
           <w:szCs w:val="24"/>
         </w:rPr>
@@ -12036,7 +12028,6 @@
           <w:sz w:val="30"/>
           <w:szCs w:val="30"/>
         </w:rPr>
-        <w:lastRenderedPageBreak/>
         <w:t>5. 4  FILE-LAYOUT</w:t>
       </w:r>
     </w:p>
@@ -12255,6 +12246,7 @@
           <w:sz w:val="22"/>
           <w:szCs w:val="22"/>
         </w:rPr>
+        <w:lastRenderedPageBreak/>
         <w:t xml:space="preserve">   </w:t>
       </w:r>
       <w:r>
@@ -14171,7 +14163,7 @@
               <w:pStyle w:val="a8"/>
               <w:jc w:val="left"/>
               <w:rPr>
-                <w:rFonts w:ascii="HY중고딕" w:eastAsia="HY중고딕" w:cs="HY그래픽" w:hint="eastAsia"/>
+                <w:rFonts w:ascii="HY중고딕" w:eastAsia="HY중고딕" w:cs="HY그래픽"/>
               </w:rPr>
             </w:pPr>
             <w:r>
@@ -16099,7 +16091,6 @@
               <w:rPr>
                 <w:rFonts w:ascii="HY중고딕" w:eastAsia="HY중고딕" w:cs="HY중고딕"/>
               </w:rPr>
-              <w:lastRenderedPageBreak/>
               <w:t>9</w:t>
             </w:r>
           </w:p>
@@ -16623,7 +16614,7 @@
               <w:pStyle w:val="a8"/>
               <w:jc w:val="left"/>
               <w:rPr>
-                <w:rFonts w:ascii="HY중고딕" w:eastAsia="HY중고딕" w:cs="HY그래픽" w:hint="eastAsia"/>
+                <w:rFonts w:ascii="HY중고딕" w:eastAsia="HY중고딕" w:cs="HY그래픽"/>
               </w:rPr>
             </w:pPr>
             <w:r>
@@ -17004,6 +16995,7 @@
               <w:rPr>
                 <w:rFonts w:ascii="HY중고딕" w:eastAsia="HY중고딕" w:cs="HY중고딕"/>
               </w:rPr>
+              <w:lastRenderedPageBreak/>
               <w:t>1</w:t>
             </w:r>
           </w:p>
@@ -19083,7 +19075,7 @@
               <w:pStyle w:val="a8"/>
               <w:jc w:val="left"/>
               <w:rPr>
-                <w:rFonts w:ascii="HY중고딕" w:eastAsia="HY중고딕" w:cs="HY그래픽" w:hint="eastAsia"/>
+                <w:rFonts w:ascii="HY중고딕" w:eastAsia="HY중고딕" w:cs="HY그래픽"/>
               </w:rPr>
             </w:pPr>
             <w:r>
@@ -19502,7 +19494,7 @@
         <w:spacing w:line="249" w:lineRule="auto"/>
         <w:ind w:left="900"/>
         <w:rPr>
-          <w:rFonts w:ascii="HY중고딕" w:eastAsia="HY중고딕" w:cs="HY중고딕" w:hint="eastAsia"/>
+          <w:rFonts w:ascii="HY중고딕" w:eastAsia="HY중고딕" w:cs="HY중고딕"/>
           <w:b/>
           <w:bCs/>
           <w:color w:val="FFFFFF"/>
@@ -19534,7 +19526,7 @@
         <w:spacing w:line="249" w:lineRule="auto"/>
         <w:ind w:left="900"/>
         <w:rPr>
-          <w:rFonts w:ascii="HY중고딕" w:eastAsia="HY중고딕" w:cs="HY중고딕" w:hint="eastAsia"/>
+          <w:rFonts w:ascii="HY중고딕" w:eastAsia="HY중고딕" w:cs="HY중고딕"/>
           <w:b/>
           <w:bCs/>
           <w:color w:val="FFFFFF"/>
@@ -19560,7 +19552,6 @@
           <w:szCs w:val="22"/>
           <w:shd w:val="clear" w:color="auto" w:fill="000000"/>
         </w:rPr>
-        <w:lastRenderedPageBreak/>
         <w:t>3) Data Record</w:t>
       </w:r>
     </w:p>
@@ -20575,6 +20566,7 @@
               <w:rPr>
                 <w:rFonts w:ascii="HY중고딕" w:eastAsia="HY중고딕" w:cs="HY중고딕"/>
               </w:rPr>
+              <w:lastRenderedPageBreak/>
               <w:t>4</w:t>
             </w:r>
           </w:p>
@@ -24269,7 +24261,7 @@
               <w:pStyle w:val="a8"/>
               <w:jc w:val="left"/>
               <w:rPr>
-                <w:rFonts w:ascii="HY중고딕" w:eastAsia="HY중고딕" w:cs="HY그래픽" w:hint="eastAsia"/>
+                <w:rFonts w:ascii="HY중고딕" w:eastAsia="HY중고딕" w:cs="HY그래픽"/>
               </w:rPr>
             </w:pPr>
             <w:r>
@@ -24508,7 +24500,6 @@
           <w:sz w:val="22"/>
           <w:szCs w:val="22"/>
         </w:rPr>
-        <w:lastRenderedPageBreak/>
         <w:t>￭EB12,EB14</w:t>
       </w:r>
     </w:p>
@@ -25745,6 +25736,7 @@
               <w:rPr>
                 <w:rFonts w:ascii="HY중고딕" w:eastAsia="HY중고딕" w:cs="HY중고딕"/>
               </w:rPr>
+              <w:lastRenderedPageBreak/>
               <w:t>5</w:t>
             </w:r>
           </w:p>
@@ -28449,7 +28441,7 @@
               <w:pStyle w:val="a8"/>
               <w:jc w:val="left"/>
               <w:rPr>
-                <w:rFonts w:ascii="HY중고딕" w:eastAsia="HY중고딕" w:cs="HY그래픽" w:hint="eastAsia"/>
+                <w:rFonts w:ascii="HY중고딕" w:eastAsia="HY중고딕" w:cs="HY그래픽"/>
               </w:rPr>
             </w:pPr>
             <w:r>
@@ -30587,7 +30579,7 @@
             </w:pPr>
             <w:r>
               <w:rPr>
-                <w:rFonts w:ascii="HY중고딕" w:eastAsia="HY중고딕" w:cs="HY중고딕"/>
+                <w:rFonts w:ascii="HY중고딕" w:eastAsia="HY중고딕" w:cs="HY중고딕" w:hint="eastAsia"/>
               </w:rPr>
               <w:t>8</w:t>
             </w:r>
@@ -30611,20 +30603,14 @@
               <w:pStyle w:val="a8"/>
               <w:jc w:val="left"/>
               <w:rPr>
-                <w:rFonts w:ascii="HY중고딕" w:eastAsia="HY중고딕" w:cs="HY중고딕"/>
-              </w:rPr>
-            </w:pPr>
-            <w:r>
-              <w:rPr>
-                <w:rFonts w:ascii="HY중고딕" w:eastAsia="HY그래픽" w:cs="HY그래픽"/>
-              </w:rPr>
-              <w:t xml:space="preserve"> </w:t>
-            </w:r>
-            <w:r>
-              <w:rPr>
-                <w:rFonts w:ascii="HY중고딕" w:eastAsia="HY중고딕" w:cs="HY중고딕"/>
-              </w:rPr>
-              <w:t>FILLER</w:t>
+                <w:rFonts w:ascii="HY중고딕" w:eastAsia="HY그래픽" w:cs="HY그래픽"/>
+              </w:rPr>
+            </w:pPr>
+            <w:r>
+              <w:rPr>
+                <w:rFonts w:ascii="HY중고딕" w:eastAsia="HY그래픽" w:cs="HY그래픽" w:hint="eastAsia"/>
+              </w:rPr>
+              <w:t>회차번호</w:t>
             </w:r>
           </w:p>
         </w:tc>
@@ -30677,14 +30663,14 @@
               <w:wordWrap/>
               <w:jc w:val="center"/>
               <w:rPr>
-                <w:rFonts w:ascii="HY중고딕" w:eastAsia="HY중고딕" w:cs="HY중고딕"/>
-              </w:rPr>
-            </w:pPr>
-            <w:r>
-              <w:rPr>
-                <w:rFonts w:ascii="HY중고딕" w:eastAsia="HY중고딕" w:cs="HY중고딕"/>
-              </w:rPr>
-              <w:t>94</w:t>
+                <w:rFonts w:ascii="HY중고딕" w:eastAsia="HY중고딕" w:cs="HY중고딕" w:hint="eastAsia"/>
+              </w:rPr>
+            </w:pPr>
+            <w:r>
+              <w:rPr>
+                <w:rFonts w:ascii="HY중고딕" w:eastAsia="HY중고딕" w:cs="HY중고딕" w:hint="eastAsia"/>
+              </w:rPr>
+              <w:t>20</w:t>
             </w:r>
           </w:p>
         </w:tc>
@@ -30706,20 +30692,44 @@
               <w:pStyle w:val="a8"/>
               <w:jc w:val="left"/>
               <w:rPr>
-                <w:rFonts w:ascii="HY중고딕" w:eastAsia="HY중고딕" w:cs="HY중고딕"/>
-              </w:rPr>
-            </w:pPr>
-            <w:r>
-              <w:rPr>
-                <w:rFonts w:ascii="HY중고딕" w:eastAsia="HY그래픽" w:cs="HY그래픽"/>
-              </w:rPr>
-              <w:t xml:space="preserve"> </w:t>
-            </w:r>
-            <w:r>
-              <w:rPr>
-                <w:rFonts w:ascii="HY중고딕" w:eastAsia="HY중고딕" w:cs="HY중고딕"/>
-              </w:rPr>
-              <w:t>SPACE</w:t>
+                <w:rFonts w:ascii="HY중고딕" w:eastAsia="HY그래픽" w:cs="HY그래픽" w:hint="eastAsia"/>
+              </w:rPr>
+            </w:pPr>
+            <w:r>
+              <w:rPr>
+                <w:rFonts w:ascii="HY중고딕" w:eastAsia="HY그래픽" w:cs="HY그래픽" w:hint="eastAsia"/>
+              </w:rPr>
+              <w:t>필요시사용</w:t>
+            </w:r>
+            <w:r>
+              <w:rPr>
+                <w:rFonts w:ascii="HY중고딕" w:eastAsia="HY그래픽" w:cs="HY그래픽"/>
+              </w:rPr>
+              <w:t>(</w:t>
+            </w:r>
+            <w:r>
+              <w:rPr>
+                <w:rFonts w:ascii="HY중고딕" w:eastAsia="HY그래픽" w:cs="HY그래픽"/>
+              </w:rPr>
+              <w:t>은행통합처리에서는</w:t>
+            </w:r>
+            <w:r>
+              <w:rPr>
+                <w:rFonts w:ascii="HY중고딕" w:eastAsia="HY그래픽" w:cs="HY그래픽"/>
+              </w:rPr>
+              <w:t xml:space="preserve"> </w:t>
+            </w:r>
+            <w:r>
+              <w:rPr>
+                <w:rFonts w:ascii="HY중고딕" w:eastAsia="HY그래픽" w:cs="HY그래픽"/>
+              </w:rPr>
+              <w:t>불필요</w:t>
+            </w:r>
+            <w:r>
+              <w:rPr>
+                <w:rFonts w:ascii="HY중고딕" w:eastAsia="HY그래픽" w:cs="HY그래픽"/>
+              </w:rPr>
+              <w:t>)</w:t>
             </w:r>
           </w:p>
         </w:tc>
@@ -30755,6 +30765,543 @@
                 <w:rFonts w:ascii="HY중고딕" w:eastAsia="HY중고딕" w:cs="HY중고딕" w:hint="eastAsia"/>
               </w:rPr>
               <w:t>9</w:t>
+            </w:r>
+          </w:p>
+        </w:tc>
+        <w:tc>
+          <w:tcPr>
+            <w:tcW w:w="2634" w:type="dxa"/>
+            <w:tcBorders>
+              <w:top w:val="single" w:sz="2" w:space="0" w:color="000000"/>
+              <w:left w:val="single" w:sz="2" w:space="0" w:color="000000"/>
+              <w:bottom w:val="single" w:sz="2" w:space="0" w:color="000000"/>
+              <w:right w:val="single" w:sz="2" w:space="0" w:color="000000"/>
+              <w:tl2br w:val="nil"/>
+              <w:tr2bl w:val="nil"/>
+            </w:tcBorders>
+            <w:vAlign w:val="center"/>
+          </w:tcPr>
+          <w:p>
+            <w:pPr>
+              <w:pStyle w:val="a8"/>
+              <w:jc w:val="left"/>
+              <w:rPr>
+                <w:rFonts w:ascii="HY중고딕" w:eastAsia="HY그래픽" w:cs="HY그래픽" w:hint="eastAsia"/>
+              </w:rPr>
+            </w:pPr>
+            <w:r>
+              <w:rPr>
+                <w:rFonts w:ascii="HY중고딕" w:eastAsia="HY그래픽" w:cs="HY그래픽" w:hint="eastAsia"/>
+              </w:rPr>
+              <w:t>대표기관코드</w:t>
+            </w:r>
+          </w:p>
+        </w:tc>
+        <w:tc>
+          <w:tcPr>
+            <w:tcW w:w="816" w:type="dxa"/>
+            <w:tcBorders>
+              <w:top w:val="single" w:sz="2" w:space="0" w:color="000000"/>
+              <w:left w:val="single" w:sz="2" w:space="0" w:color="000000"/>
+              <w:bottom w:val="single" w:sz="2" w:space="0" w:color="000000"/>
+              <w:right w:val="single" w:sz="2" w:space="0" w:color="000000"/>
+              <w:tl2br w:val="nil"/>
+              <w:tr2bl w:val="nil"/>
+            </w:tcBorders>
+            <w:vAlign w:val="center"/>
+          </w:tcPr>
+          <w:p>
+            <w:pPr>
+              <w:pStyle w:val="a8"/>
+              <w:wordWrap/>
+              <w:jc w:val="center"/>
+              <w:rPr>
+                <w:rFonts w:ascii="HY중고딕" w:eastAsia="HY중고딕" w:cs="HY중고딕"/>
+              </w:rPr>
+            </w:pPr>
+            <w:r>
+              <w:rPr>
+                <w:rFonts w:ascii="HY중고딕" w:eastAsia="HY중고딕" w:cs="HY중고딕"/>
+              </w:rPr>
+              <w:t>AN</w:t>
+            </w:r>
+          </w:p>
+        </w:tc>
+        <w:tc>
+          <w:tcPr>
+            <w:tcW w:w="816" w:type="dxa"/>
+            <w:tcBorders>
+              <w:top w:val="single" w:sz="2" w:space="0" w:color="000000"/>
+              <w:left w:val="single" w:sz="2" w:space="0" w:color="000000"/>
+              <w:bottom w:val="single" w:sz="2" w:space="0" w:color="000000"/>
+              <w:right w:val="single" w:sz="2" w:space="0" w:color="000000"/>
+              <w:tl2br w:val="nil"/>
+              <w:tr2bl w:val="nil"/>
+            </w:tcBorders>
+            <w:vAlign w:val="center"/>
+          </w:tcPr>
+          <w:p>
+            <w:pPr>
+              <w:pStyle w:val="a8"/>
+              <w:wordWrap/>
+              <w:jc w:val="center"/>
+              <w:rPr>
+                <w:rFonts w:ascii="HY중고딕" w:eastAsia="HY중고딕" w:cs="HY중고딕" w:hint="eastAsia"/>
+              </w:rPr>
+            </w:pPr>
+            <w:r>
+              <w:rPr>
+                <w:rFonts w:ascii="HY중고딕" w:eastAsia="HY중고딕" w:cs="HY중고딕" w:hint="eastAsia"/>
+              </w:rPr>
+              <w:t>10</w:t>
+            </w:r>
+          </w:p>
+        </w:tc>
+        <w:tc>
+          <w:tcPr>
+            <w:tcW w:w="3940" w:type="dxa"/>
+            <w:tcBorders>
+              <w:top w:val="single" w:sz="2" w:space="0" w:color="000000"/>
+              <w:left w:val="single" w:sz="2" w:space="0" w:color="000000"/>
+              <w:bottom w:val="single" w:sz="2" w:space="0" w:color="000000"/>
+              <w:right w:val="single" w:sz="2" w:space="0" w:color="000000"/>
+              <w:tl2br w:val="nil"/>
+              <w:tr2bl w:val="nil"/>
+            </w:tcBorders>
+            <w:vAlign w:val="center"/>
+          </w:tcPr>
+          <w:p>
+            <w:pPr>
+              <w:pStyle w:val="a8"/>
+              <w:jc w:val="left"/>
+              <w:rPr>
+                <w:rFonts w:ascii="HY중고딕" w:eastAsia="HY그래픽" w:cs="HY그래픽"/>
+              </w:rPr>
+            </w:pPr>
+            <w:r>
+              <w:rPr>
+                <w:rFonts w:ascii="HY중고딕" w:eastAsia="HY그래픽" w:cs="HY그래픽" w:hint="eastAsia"/>
+              </w:rPr>
+              <w:t>필요시사용</w:t>
+            </w:r>
+            <w:r>
+              <w:rPr>
+                <w:rFonts w:ascii="HY중고딕" w:eastAsia="HY그래픽" w:cs="HY그래픽"/>
+              </w:rPr>
+              <w:t>(</w:t>
+            </w:r>
+            <w:r>
+              <w:rPr>
+                <w:rFonts w:ascii="HY중고딕" w:eastAsia="HY그래픽" w:cs="HY그래픽"/>
+              </w:rPr>
+              <w:t>은행통합처리에서는</w:t>
+            </w:r>
+            <w:r>
+              <w:rPr>
+                <w:rFonts w:ascii="HY중고딕" w:eastAsia="HY그래픽" w:cs="HY그래픽"/>
+              </w:rPr>
+              <w:t xml:space="preserve"> </w:t>
+            </w:r>
+            <w:r>
+              <w:rPr>
+                <w:rFonts w:ascii="HY중고딕" w:eastAsia="HY그래픽" w:cs="HY그래픽"/>
+              </w:rPr>
+              <w:t>불필요</w:t>
+            </w:r>
+            <w:r>
+              <w:rPr>
+                <w:rFonts w:ascii="HY중고딕" w:eastAsia="HY그래픽" w:cs="HY그래픽"/>
+              </w:rPr>
+              <w:t>)</w:t>
+            </w:r>
+          </w:p>
+        </w:tc>
+      </w:tr>
+      <w:tr>
+        <w:trPr>
+          <w:trHeight w:val="482"/>
+        </w:trPr>
+        <w:tc>
+          <w:tcPr>
+            <w:tcW w:w="646" w:type="dxa"/>
+            <w:tcBorders>
+              <w:top w:val="single" w:sz="2" w:space="0" w:color="000000"/>
+              <w:left w:val="single" w:sz="2" w:space="0" w:color="000000"/>
+              <w:bottom w:val="single" w:sz="2" w:space="0" w:color="000000"/>
+              <w:right w:val="single" w:sz="2" w:space="0" w:color="000000"/>
+              <w:tl2br w:val="nil"/>
+              <w:tr2bl w:val="nil"/>
+            </w:tcBorders>
+            <w:vAlign w:val="center"/>
+          </w:tcPr>
+          <w:p>
+            <w:pPr>
+              <w:pStyle w:val="a8"/>
+              <w:wordWrap/>
+              <w:jc w:val="center"/>
+              <w:rPr>
+                <w:rFonts w:ascii="HY중고딕" w:eastAsia="HY중고딕" w:cs="HY중고딕" w:hint="eastAsia"/>
+              </w:rPr>
+            </w:pPr>
+            <w:r>
+              <w:rPr>
+                <w:rFonts w:ascii="HY중고딕" w:eastAsia="HY중고딕" w:cs="HY중고딕" w:hint="eastAsia"/>
+              </w:rPr>
+              <w:t>10</w:t>
+            </w:r>
+          </w:p>
+        </w:tc>
+        <w:tc>
+          <w:tcPr>
+            <w:tcW w:w="2634" w:type="dxa"/>
+            <w:tcBorders>
+              <w:top w:val="single" w:sz="2" w:space="0" w:color="000000"/>
+              <w:left w:val="single" w:sz="2" w:space="0" w:color="000000"/>
+              <w:bottom w:val="single" w:sz="2" w:space="0" w:color="000000"/>
+              <w:right w:val="single" w:sz="2" w:space="0" w:color="000000"/>
+              <w:tl2br w:val="nil"/>
+              <w:tr2bl w:val="nil"/>
+            </w:tcBorders>
+            <w:vAlign w:val="center"/>
+          </w:tcPr>
+          <w:p>
+            <w:pPr>
+              <w:pStyle w:val="a8"/>
+              <w:jc w:val="left"/>
+              <w:rPr>
+                <w:rFonts w:ascii="HY중고딕" w:eastAsia="HY그래픽" w:cs="HY그래픽" w:hint="eastAsia"/>
+              </w:rPr>
+            </w:pPr>
+            <w:r>
+              <w:rPr>
+                <w:rFonts w:ascii="HY중고딕" w:eastAsia="HY그래픽" w:cs="HY그래픽" w:hint="eastAsia"/>
+              </w:rPr>
+              <w:t>비밀번호</w:t>
+            </w:r>
+          </w:p>
+        </w:tc>
+        <w:tc>
+          <w:tcPr>
+            <w:tcW w:w="816" w:type="dxa"/>
+            <w:tcBorders>
+              <w:top w:val="single" w:sz="2" w:space="0" w:color="000000"/>
+              <w:left w:val="single" w:sz="2" w:space="0" w:color="000000"/>
+              <w:bottom w:val="single" w:sz="2" w:space="0" w:color="000000"/>
+              <w:right w:val="single" w:sz="2" w:space="0" w:color="000000"/>
+              <w:tl2br w:val="nil"/>
+              <w:tr2bl w:val="nil"/>
+            </w:tcBorders>
+            <w:vAlign w:val="center"/>
+          </w:tcPr>
+          <w:p>
+            <w:pPr>
+              <w:pStyle w:val="a8"/>
+              <w:wordWrap/>
+              <w:jc w:val="center"/>
+              <w:rPr>
+                <w:rFonts w:ascii="HY중고딕" w:eastAsia="HY중고딕" w:cs="HY중고딕"/>
+              </w:rPr>
+            </w:pPr>
+            <w:r>
+              <w:rPr>
+                <w:rFonts w:ascii="HY중고딕" w:eastAsia="HY중고딕" w:cs="HY중고딕"/>
+              </w:rPr>
+              <w:t>AN</w:t>
+            </w:r>
+          </w:p>
+        </w:tc>
+        <w:tc>
+          <w:tcPr>
+            <w:tcW w:w="816" w:type="dxa"/>
+            <w:tcBorders>
+              <w:top w:val="single" w:sz="2" w:space="0" w:color="000000"/>
+              <w:left w:val="single" w:sz="2" w:space="0" w:color="000000"/>
+              <w:bottom w:val="single" w:sz="2" w:space="0" w:color="000000"/>
+              <w:right w:val="single" w:sz="2" w:space="0" w:color="000000"/>
+              <w:tl2br w:val="nil"/>
+              <w:tr2bl w:val="nil"/>
+            </w:tcBorders>
+            <w:vAlign w:val="center"/>
+          </w:tcPr>
+          <w:p>
+            <w:pPr>
+              <w:pStyle w:val="a8"/>
+              <w:wordWrap/>
+              <w:jc w:val="center"/>
+              <w:rPr>
+                <w:rFonts w:ascii="HY중고딕" w:eastAsia="HY중고딕" w:cs="HY중고딕" w:hint="eastAsia"/>
+              </w:rPr>
+            </w:pPr>
+            <w:r>
+              <w:rPr>
+                <w:rFonts w:ascii="HY중고딕" w:eastAsia="HY중고딕" w:cs="HY중고딕" w:hint="eastAsia"/>
+              </w:rPr>
+              <w:t>10</w:t>
+            </w:r>
+          </w:p>
+        </w:tc>
+        <w:tc>
+          <w:tcPr>
+            <w:tcW w:w="3940" w:type="dxa"/>
+            <w:tcBorders>
+              <w:top w:val="single" w:sz="2" w:space="0" w:color="000000"/>
+              <w:left w:val="single" w:sz="2" w:space="0" w:color="000000"/>
+              <w:bottom w:val="single" w:sz="2" w:space="0" w:color="000000"/>
+              <w:right w:val="single" w:sz="2" w:space="0" w:color="000000"/>
+              <w:tl2br w:val="nil"/>
+              <w:tr2bl w:val="nil"/>
+            </w:tcBorders>
+            <w:vAlign w:val="center"/>
+          </w:tcPr>
+          <w:p>
+            <w:pPr>
+              <w:pStyle w:val="a8"/>
+              <w:jc w:val="left"/>
+              <w:rPr>
+                <w:rFonts w:ascii="HY중고딕" w:eastAsia="HY그래픽" w:cs="HY그래픽"/>
+              </w:rPr>
+            </w:pPr>
+            <w:r>
+              <w:rPr>
+                <w:rFonts w:ascii="HY중고딕" w:eastAsia="HY그래픽" w:cs="HY그래픽" w:hint="eastAsia"/>
+              </w:rPr>
+              <w:t>필요시사용</w:t>
+            </w:r>
+            <w:r>
+              <w:rPr>
+                <w:rFonts w:ascii="HY중고딕" w:eastAsia="HY그래픽" w:cs="HY그래픽"/>
+              </w:rPr>
+              <w:t>(</w:t>
+            </w:r>
+            <w:r>
+              <w:rPr>
+                <w:rFonts w:ascii="HY중고딕" w:eastAsia="HY그래픽" w:cs="HY그래픽"/>
+              </w:rPr>
+              <w:t>은행통합처리에서는</w:t>
+            </w:r>
+            <w:r>
+              <w:rPr>
+                <w:rFonts w:ascii="HY중고딕" w:eastAsia="HY그래픽" w:cs="HY그래픽"/>
+              </w:rPr>
+              <w:t xml:space="preserve"> </w:t>
+            </w:r>
+            <w:r>
+              <w:rPr>
+                <w:rFonts w:ascii="HY중고딕" w:eastAsia="HY그래픽" w:cs="HY그래픽"/>
+              </w:rPr>
+              <w:t>불필요</w:t>
+            </w:r>
+            <w:r>
+              <w:rPr>
+                <w:rFonts w:ascii="HY중고딕" w:eastAsia="HY그래픽" w:cs="HY그래픽"/>
+              </w:rPr>
+              <w:t>)</w:t>
+            </w:r>
+          </w:p>
+        </w:tc>
+      </w:tr>
+      <w:tr>
+        <w:trPr>
+          <w:trHeight w:val="482"/>
+        </w:trPr>
+        <w:tc>
+          <w:tcPr>
+            <w:tcW w:w="646" w:type="dxa"/>
+            <w:tcBorders>
+              <w:top w:val="single" w:sz="2" w:space="0" w:color="000000"/>
+              <w:left w:val="single" w:sz="2" w:space="0" w:color="000000"/>
+              <w:bottom w:val="single" w:sz="2" w:space="0" w:color="000000"/>
+              <w:right w:val="single" w:sz="2" w:space="0" w:color="000000"/>
+              <w:tl2br w:val="nil"/>
+              <w:tr2bl w:val="nil"/>
+            </w:tcBorders>
+            <w:vAlign w:val="center"/>
+          </w:tcPr>
+          <w:p>
+            <w:pPr>
+              <w:pStyle w:val="a8"/>
+              <w:wordWrap/>
+              <w:jc w:val="center"/>
+              <w:rPr>
+                <w:rFonts w:ascii="HY중고딕" w:eastAsia="HY중고딕" w:cs="HY중고딕" w:hint="eastAsia"/>
+              </w:rPr>
+            </w:pPr>
+            <w:r>
+              <w:rPr>
+                <w:rFonts w:ascii="HY중고딕" w:eastAsia="HY중고딕" w:cs="HY중고딕" w:hint="eastAsia"/>
+              </w:rPr>
+              <w:t>11</w:t>
+            </w:r>
+          </w:p>
+        </w:tc>
+        <w:tc>
+          <w:tcPr>
+            <w:tcW w:w="2634" w:type="dxa"/>
+            <w:tcBorders>
+              <w:top w:val="single" w:sz="2" w:space="0" w:color="000000"/>
+              <w:left w:val="single" w:sz="2" w:space="0" w:color="000000"/>
+              <w:bottom w:val="single" w:sz="2" w:space="0" w:color="000000"/>
+              <w:right w:val="single" w:sz="2" w:space="0" w:color="000000"/>
+              <w:tl2br w:val="nil"/>
+              <w:tr2bl w:val="nil"/>
+            </w:tcBorders>
+            <w:vAlign w:val="center"/>
+          </w:tcPr>
+          <w:p>
+            <w:pPr>
+              <w:pStyle w:val="a8"/>
+              <w:jc w:val="left"/>
+              <w:rPr>
+                <w:rFonts w:ascii="HY중고딕" w:eastAsia="HY중고딕" w:cs="HY중고딕"/>
+              </w:rPr>
+            </w:pPr>
+            <w:r>
+              <w:rPr>
+                <w:rFonts w:ascii="HY중고딕" w:eastAsia="HY그래픽" w:cs="HY그래픽"/>
+              </w:rPr>
+              <w:t xml:space="preserve"> </w:t>
+            </w:r>
+            <w:r>
+              <w:rPr>
+                <w:rFonts w:ascii="HY중고딕" w:eastAsia="HY중고딕" w:cs="HY중고딕"/>
+              </w:rPr>
+              <w:t>FILLER</w:t>
+            </w:r>
+          </w:p>
+        </w:tc>
+        <w:tc>
+          <w:tcPr>
+            <w:tcW w:w="816" w:type="dxa"/>
+            <w:tcBorders>
+              <w:top w:val="single" w:sz="2" w:space="0" w:color="000000"/>
+              <w:left w:val="single" w:sz="2" w:space="0" w:color="000000"/>
+              <w:bottom w:val="single" w:sz="2" w:space="0" w:color="000000"/>
+              <w:right w:val="single" w:sz="2" w:space="0" w:color="000000"/>
+              <w:tl2br w:val="nil"/>
+              <w:tr2bl w:val="nil"/>
+            </w:tcBorders>
+            <w:vAlign w:val="center"/>
+          </w:tcPr>
+          <w:p>
+            <w:pPr>
+              <w:pStyle w:val="a8"/>
+              <w:wordWrap/>
+              <w:jc w:val="center"/>
+              <w:rPr>
+                <w:rFonts w:ascii="HY중고딕" w:eastAsia="HY중고딕" w:cs="HY중고딕"/>
+              </w:rPr>
+            </w:pPr>
+            <w:r>
+              <w:rPr>
+                <w:rFonts w:ascii="HY중고딕" w:eastAsia="HY중고딕" w:cs="HY중고딕"/>
+              </w:rPr>
+              <w:t>AN</w:t>
+            </w:r>
+          </w:p>
+        </w:tc>
+        <w:tc>
+          <w:tcPr>
+            <w:tcW w:w="816" w:type="dxa"/>
+            <w:tcBorders>
+              <w:top w:val="single" w:sz="2" w:space="0" w:color="000000"/>
+              <w:left w:val="single" w:sz="2" w:space="0" w:color="000000"/>
+              <w:bottom w:val="single" w:sz="2" w:space="0" w:color="000000"/>
+              <w:right w:val="single" w:sz="2" w:space="0" w:color="000000"/>
+              <w:tl2br w:val="nil"/>
+              <w:tr2bl w:val="nil"/>
+            </w:tcBorders>
+            <w:vAlign w:val="center"/>
+          </w:tcPr>
+          <w:p>
+            <w:pPr>
+              <w:pStyle w:val="a8"/>
+              <w:wordWrap/>
+              <w:jc w:val="center"/>
+              <w:rPr>
+                <w:rFonts w:ascii="HY중고딕" w:eastAsia="HY중고딕" w:cs="HY중고딕"/>
+              </w:rPr>
+            </w:pPr>
+            <w:r>
+              <w:rPr>
+                <w:rFonts w:ascii="HY중고딕" w:eastAsia="HY중고딕" w:cs="HY중고딕" w:hint="eastAsia"/>
+              </w:rPr>
+              <w:t>5</w:t>
+            </w:r>
+            <w:r>
+              <w:rPr>
+                <w:rFonts w:ascii="HY중고딕" w:eastAsia="HY중고딕" w:cs="HY중고딕"/>
+              </w:rPr>
+              <w:t>4</w:t>
+            </w:r>
+          </w:p>
+        </w:tc>
+        <w:tc>
+          <w:tcPr>
+            <w:tcW w:w="3940" w:type="dxa"/>
+            <w:tcBorders>
+              <w:top w:val="single" w:sz="2" w:space="0" w:color="000000"/>
+              <w:left w:val="single" w:sz="2" w:space="0" w:color="000000"/>
+              <w:bottom w:val="single" w:sz="2" w:space="0" w:color="000000"/>
+              <w:right w:val="single" w:sz="2" w:space="0" w:color="000000"/>
+              <w:tl2br w:val="nil"/>
+              <w:tr2bl w:val="nil"/>
+            </w:tcBorders>
+            <w:vAlign w:val="center"/>
+          </w:tcPr>
+          <w:p>
+            <w:pPr>
+              <w:pStyle w:val="a8"/>
+              <w:jc w:val="left"/>
+              <w:rPr>
+                <w:rFonts w:ascii="HY중고딕" w:eastAsia="HY중고딕" w:cs="HY중고딕"/>
+              </w:rPr>
+            </w:pPr>
+            <w:r>
+              <w:rPr>
+                <w:rFonts w:ascii="HY중고딕" w:eastAsia="HY그래픽" w:cs="HY그래픽"/>
+              </w:rPr>
+              <w:t xml:space="preserve"> </w:t>
+            </w:r>
+            <w:r>
+              <w:rPr>
+                <w:rFonts w:ascii="HY중고딕" w:eastAsia="HY중고딕" w:cs="HY중고딕"/>
+              </w:rPr>
+              <w:t>SPACE</w:t>
+            </w:r>
+          </w:p>
+        </w:tc>
+      </w:tr>
+      <w:tr>
+        <w:trPr>
+          <w:trHeight w:val="482"/>
+        </w:trPr>
+        <w:tc>
+          <w:tcPr>
+            <w:tcW w:w="646" w:type="dxa"/>
+            <w:tcBorders>
+              <w:top w:val="single" w:sz="2" w:space="0" w:color="000000"/>
+              <w:left w:val="single" w:sz="2" w:space="0" w:color="000000"/>
+              <w:bottom w:val="single" w:sz="2" w:space="0" w:color="000000"/>
+              <w:right w:val="single" w:sz="2" w:space="0" w:color="000000"/>
+              <w:tl2br w:val="nil"/>
+              <w:tr2bl w:val="nil"/>
+            </w:tcBorders>
+            <w:vAlign w:val="center"/>
+          </w:tcPr>
+          <w:p>
+            <w:pPr>
+              <w:pStyle w:val="a8"/>
+              <w:wordWrap/>
+              <w:jc w:val="center"/>
+              <w:rPr>
+                <w:rFonts w:ascii="HY중고딕" w:eastAsia="HY중고딕" w:cs="HY중고딕" w:hint="eastAsia"/>
+              </w:rPr>
+            </w:pPr>
+            <w:r>
+              <w:rPr>
+                <w:rFonts w:ascii="HY중고딕" w:eastAsia="HY중고딕" w:cs="HY중고딕" w:hint="eastAsia"/>
+              </w:rPr>
+              <w:t>12</w:t>
             </w:r>
           </w:p>
         </w:tc>
@@ -32555,6 +33102,7 @@
               <w:rPr>
                 <w:rFonts w:ascii="HY중고딕" w:eastAsia="HY중고딕" w:cs="HY중고딕"/>
               </w:rPr>
+              <w:lastRenderedPageBreak/>
               <w:t>8</w:t>
             </w:r>
           </w:p>
@@ -33139,7 +33687,6 @@
               <w:rPr>
                 <w:rFonts w:ascii="HY중고딕" w:eastAsia="HY중고딕" w:cs="HY중고딕"/>
               </w:rPr>
-              <w:lastRenderedPageBreak/>
               <w:t>11</w:t>
             </w:r>
           </w:p>
@@ -33313,7 +33860,6 @@
               <w:tl2br w:val="nil"/>
               <w:tr2bl w:val="nil"/>
             </w:tcBorders>
-            <w:shd w:val="clear" w:color="auto" w:fill="auto"/>
             <w:vAlign w:val="center"/>
           </w:tcPr>
           <w:p>
@@ -33345,7 +33891,6 @@
               <w:tl2br w:val="nil"/>
               <w:tr2bl w:val="nil"/>
             </w:tcBorders>
-            <w:shd w:val="clear" w:color="auto" w:fill="auto"/>
             <w:vAlign w:val="center"/>
           </w:tcPr>
           <w:p>
@@ -33380,7 +33925,6 @@
               <w:tl2br w:val="nil"/>
               <w:tr2bl w:val="nil"/>
             </w:tcBorders>
-            <w:shd w:val="clear" w:color="auto" w:fill="auto"/>
             <w:vAlign w:val="center"/>
           </w:tcPr>
           <w:p>
@@ -33411,7 +33955,6 @@
               <w:tl2br w:val="nil"/>
               <w:tr2bl w:val="nil"/>
             </w:tcBorders>
-            <w:shd w:val="clear" w:color="auto" w:fill="auto"/>
             <w:vAlign w:val="center"/>
           </w:tcPr>
           <w:p>
@@ -33442,7 +33985,6 @@
               <w:tl2br w:val="nil"/>
               <w:tr2bl w:val="nil"/>
             </w:tcBorders>
-            <w:shd w:val="clear" w:color="auto" w:fill="auto"/>
             <w:vAlign w:val="center"/>
           </w:tcPr>
           <w:p>
@@ -34116,7 +34658,6 @@
               <w:tl2br w:val="nil"/>
               <w:tr2bl w:val="nil"/>
             </w:tcBorders>
-            <w:shd w:val="clear" w:color="auto" w:fill="FFFF00"/>
             <w:vAlign w:val="center"/>
           </w:tcPr>
           <w:p>
@@ -34148,7 +34689,6 @@
               <w:tl2br w:val="nil"/>
               <w:tr2bl w:val="nil"/>
             </w:tcBorders>
-            <w:shd w:val="clear" w:color="auto" w:fill="FFFF00"/>
             <w:vAlign w:val="center"/>
           </w:tcPr>
           <w:p>
@@ -34190,7 +34730,6 @@
               <w:tl2br w:val="nil"/>
               <w:tr2bl w:val="nil"/>
             </w:tcBorders>
-            <w:shd w:val="clear" w:color="auto" w:fill="FFFF00"/>
             <w:vAlign w:val="center"/>
           </w:tcPr>
           <w:p>
@@ -34221,7 +34760,6 @@
               <w:tl2br w:val="nil"/>
               <w:tr2bl w:val="nil"/>
             </w:tcBorders>
-            <w:shd w:val="clear" w:color="auto" w:fill="FFFF00"/>
             <w:vAlign w:val="center"/>
           </w:tcPr>
           <w:p>
@@ -34252,7 +34790,6 @@
               <w:tl2br w:val="nil"/>
               <w:tr2bl w:val="nil"/>
             </w:tcBorders>
-            <w:shd w:val="clear" w:color="auto" w:fill="FFFF00"/>
             <w:vAlign w:val="center"/>
           </w:tcPr>
           <w:p>
@@ -34312,7 +34849,6 @@
               <w:tl2br w:val="nil"/>
               <w:tr2bl w:val="nil"/>
             </w:tcBorders>
-            <w:shd w:val="clear" w:color="auto" w:fill="FFFF00"/>
             <w:vAlign w:val="center"/>
           </w:tcPr>
           <w:p>
@@ -34344,7 +34880,6 @@
               <w:tl2br w:val="nil"/>
               <w:tr2bl w:val="nil"/>
             </w:tcBorders>
-            <w:shd w:val="clear" w:color="auto" w:fill="FFFF00"/>
             <w:vAlign w:val="center"/>
           </w:tcPr>
           <w:p>
@@ -34386,7 +34921,6 @@
               <w:tl2br w:val="nil"/>
               <w:tr2bl w:val="nil"/>
             </w:tcBorders>
-            <w:shd w:val="clear" w:color="auto" w:fill="FFFF00"/>
             <w:vAlign w:val="center"/>
           </w:tcPr>
           <w:p>
@@ -34417,7 +34951,6 @@
               <w:tl2br w:val="nil"/>
               <w:tr2bl w:val="nil"/>
             </w:tcBorders>
-            <w:shd w:val="clear" w:color="auto" w:fill="FFFF00"/>
             <w:vAlign w:val="center"/>
           </w:tcPr>
           <w:p>
@@ -34448,7 +34981,6 @@
               <w:tl2br w:val="nil"/>
               <w:tr2bl w:val="nil"/>
             </w:tcBorders>
-            <w:shd w:val="clear" w:color="auto" w:fill="FFFF00"/>
             <w:vAlign w:val="center"/>
           </w:tcPr>
           <w:p>
@@ -35533,12 +36065,12 @@
               <w:wordWrap/>
               <w:jc w:val="center"/>
               <w:rPr>
-                <w:rFonts w:ascii="HY중고딕" w:eastAsia="HY중고딕" w:cs="HY중고딕"/>
-              </w:rPr>
-            </w:pPr>
-            <w:r>
-              <w:rPr>
-                <w:rFonts w:ascii="HY중고딕" w:eastAsia="HY중고딕" w:cs="HY중고딕"/>
+                <w:rFonts w:ascii="HY중고딕" w:eastAsia="HY중고딕" w:cs="HY중고딕" w:hint="eastAsia"/>
+              </w:rPr>
+            </w:pPr>
+            <w:r>
+              <w:rPr>
+                <w:rFonts w:ascii="HY중고딕" w:eastAsia="HY중고딕" w:cs="HY중고딕" w:hint="eastAsia"/>
               </w:rPr>
               <w:t>10</w:t>
             </w:r>
@@ -35546,8 +36078,8 @@
         </w:tc>
         <w:tc>
           <w:tcPr>
-            <w:tcW w:w="2293" w:type="dxa"/>
-            <w:gridSpan w:val="2"/>
+            <w:tcW w:w="1175" w:type="dxa"/>
+            <w:vMerge w:val="restart"/>
             <w:tcBorders>
               <w:top w:val="single" w:sz="2" w:space="0" w:color="000000"/>
               <w:left w:val="single" w:sz="2" w:space="0" w:color="000000"/>
@@ -35562,136 +36094,200 @@
           <w:p>
             <w:pPr>
               <w:pStyle w:val="a8"/>
+              <w:wordWrap/>
+              <w:jc w:val="center"/>
+              <w:rPr>
+                <w:rFonts w:ascii="HY중고딕" w:eastAsia="HY그래픽" w:cs="HY그래픽"/>
+              </w:rPr>
+            </w:pPr>
+            <w:r>
+              <w:rPr>
+                <w:rFonts w:ascii="HY중고딕" w:eastAsia="HY그래픽" w:cs="HY그래픽" w:hint="eastAsia"/>
+              </w:rPr>
+              <w:t>출금성공</w:t>
+            </w:r>
+          </w:p>
+        </w:tc>
+        <w:tc>
+          <w:tcPr>
+            <w:tcW w:w="1118" w:type="dxa"/>
+            <w:tcBorders>
+              <w:top w:val="single" w:sz="2" w:space="0" w:color="000000"/>
+              <w:left w:val="single" w:sz="2" w:space="0" w:color="000000"/>
+              <w:bottom w:val="single" w:sz="2" w:space="0" w:color="000000"/>
+              <w:right w:val="single" w:sz="2" w:space="0" w:color="000000"/>
+              <w:tl2br w:val="nil"/>
+              <w:tr2bl w:val="nil"/>
+            </w:tcBorders>
+            <w:shd w:val="clear" w:color="auto" w:fill="FFFF00"/>
+            <w:vAlign w:val="center"/>
+          </w:tcPr>
+          <w:p>
+            <w:pPr>
+              <w:pStyle w:val="a8"/>
+              <w:wordWrap/>
+              <w:jc w:val="center"/>
+              <w:rPr>
+                <w:rFonts w:ascii="HY중고딕" w:eastAsia="HY그래픽" w:cs="HY그래픽"/>
+              </w:rPr>
+            </w:pPr>
+            <w:r>
+              <w:rPr>
+                <w:rFonts w:ascii="HY중고딕" w:eastAsia="HY그래픽" w:cs="HY그래픽"/>
+              </w:rPr>
+              <w:t>건</w:t>
+            </w:r>
+            <w:r>
+              <w:rPr>
+                <w:rFonts w:ascii="HY중고딕" w:eastAsia="HY그래픽" w:cs="HY그래픽"/>
+              </w:rPr>
+              <w:t xml:space="preserve">    </w:t>
+            </w:r>
+            <w:r>
+              <w:rPr>
+                <w:rFonts w:ascii="HY중고딕" w:eastAsia="HY그래픽" w:cs="HY그래픽"/>
+              </w:rPr>
+              <w:t>수</w:t>
+            </w:r>
+          </w:p>
+        </w:tc>
+        <w:tc>
+          <w:tcPr>
+            <w:tcW w:w="816" w:type="dxa"/>
+            <w:tcBorders>
+              <w:top w:val="single" w:sz="2" w:space="0" w:color="000000"/>
+              <w:left w:val="single" w:sz="2" w:space="0" w:color="000000"/>
+              <w:bottom w:val="single" w:sz="2" w:space="0" w:color="000000"/>
+              <w:right w:val="single" w:sz="2" w:space="0" w:color="000000"/>
+              <w:tl2br w:val="nil"/>
+              <w:tr2bl w:val="nil"/>
+            </w:tcBorders>
+            <w:shd w:val="clear" w:color="auto" w:fill="FFFF00"/>
+            <w:vAlign w:val="center"/>
+          </w:tcPr>
+          <w:p>
+            <w:pPr>
+              <w:pStyle w:val="a8"/>
+              <w:wordWrap/>
+              <w:jc w:val="center"/>
+              <w:rPr>
+                <w:rFonts w:ascii="HY중고딕" w:eastAsia="HY중고딕" w:cs="HY중고딕"/>
+              </w:rPr>
+            </w:pPr>
+            <w:r>
+              <w:rPr>
+                <w:rFonts w:ascii="HY중고딕" w:eastAsia="HY중고딕" w:cs="HY중고딕"/>
+              </w:rPr>
+              <w:t>N</w:t>
+            </w:r>
+          </w:p>
+        </w:tc>
+        <w:tc>
+          <w:tcPr>
+            <w:tcW w:w="816" w:type="dxa"/>
+            <w:tcBorders>
+              <w:top w:val="single" w:sz="2" w:space="0" w:color="000000"/>
+              <w:left w:val="single" w:sz="2" w:space="0" w:color="000000"/>
+              <w:bottom w:val="single" w:sz="2" w:space="0" w:color="000000"/>
+              <w:right w:val="single" w:sz="2" w:space="0" w:color="000000"/>
+              <w:tl2br w:val="nil"/>
+              <w:tr2bl w:val="nil"/>
+            </w:tcBorders>
+            <w:shd w:val="clear" w:color="auto" w:fill="FFFF00"/>
+            <w:vAlign w:val="center"/>
+          </w:tcPr>
+          <w:p>
+            <w:pPr>
+              <w:pStyle w:val="a8"/>
+              <w:wordWrap/>
+              <w:jc w:val="center"/>
+              <w:rPr>
+                <w:rFonts w:ascii="HY중고딕" w:eastAsia="HY중고딕" w:cs="HY중고딕"/>
+              </w:rPr>
+            </w:pPr>
+            <w:r>
+              <w:rPr>
+                <w:rFonts w:ascii="HY중고딕" w:eastAsia="HY중고딕" w:cs="HY중고딕"/>
+              </w:rPr>
+              <w:t>8</w:t>
+            </w:r>
+          </w:p>
+        </w:tc>
+        <w:tc>
+          <w:tcPr>
+            <w:tcW w:w="4189" w:type="dxa"/>
+            <w:tcBorders>
+              <w:top w:val="single" w:sz="2" w:space="0" w:color="000000"/>
+              <w:left w:val="single" w:sz="2" w:space="0" w:color="000000"/>
+              <w:bottom w:val="single" w:sz="2" w:space="0" w:color="000000"/>
+              <w:right w:val="single" w:sz="2" w:space="0" w:color="000000"/>
+              <w:tl2br w:val="nil"/>
+              <w:tr2bl w:val="nil"/>
+            </w:tcBorders>
+            <w:shd w:val="clear" w:color="auto" w:fill="FFFF00"/>
+            <w:vAlign w:val="center"/>
+          </w:tcPr>
+          <w:p>
+            <w:pPr>
+              <w:pStyle w:val="a8"/>
+              <w:wordWrap/>
               <w:jc w:val="left"/>
-              <w:rPr>
-                <w:rFonts w:ascii="HY중고딕" w:eastAsia="HY그래픽" w:cs="HY그래픽"/>
-              </w:rPr>
-            </w:pPr>
-            <w:r>
-              <w:rPr>
-                <w:rFonts w:ascii="HY중고딕" w:eastAsia="HY그래픽" w:cs="HY그래픽"/>
-              </w:rPr>
-              <w:t xml:space="preserve"> </w:t>
-            </w:r>
-            <w:r>
-              <w:rPr>
-                <w:rFonts w:ascii="HY중고딕" w:eastAsia="HY그래픽" w:cs="HY그래픽"/>
-              </w:rPr>
-              <w:t>센터검증오류건수</w:t>
-            </w:r>
-          </w:p>
-        </w:tc>
-        <w:tc>
-          <w:tcPr>
-            <w:tcW w:w="816" w:type="dxa"/>
-            <w:tcBorders>
-              <w:top w:val="single" w:sz="2" w:space="0" w:color="000000"/>
-              <w:left w:val="single" w:sz="2" w:space="0" w:color="000000"/>
-              <w:bottom w:val="single" w:sz="2" w:space="0" w:color="000000"/>
-              <w:right w:val="single" w:sz="2" w:space="0" w:color="000000"/>
-              <w:tl2br w:val="nil"/>
-              <w:tr2bl w:val="nil"/>
-            </w:tcBorders>
-            <w:shd w:val="clear" w:color="auto" w:fill="FFFF00"/>
-            <w:vAlign w:val="center"/>
-          </w:tcPr>
-          <w:p>
-            <w:pPr>
-              <w:pStyle w:val="a8"/>
-              <w:wordWrap/>
-              <w:jc w:val="center"/>
-              <w:rPr>
-                <w:rFonts w:ascii="HY중고딕" w:eastAsia="HY중고딕" w:cs="HY중고딕"/>
-              </w:rPr>
-            </w:pPr>
-            <w:r>
-              <w:rPr>
-                <w:rFonts w:ascii="HY중고딕" w:eastAsia="HY중고딕" w:cs="HY중고딕"/>
-              </w:rPr>
-              <w:t>N</w:t>
-            </w:r>
-          </w:p>
-        </w:tc>
-        <w:tc>
-          <w:tcPr>
-            <w:tcW w:w="816" w:type="dxa"/>
-            <w:tcBorders>
-              <w:top w:val="single" w:sz="2" w:space="0" w:color="000000"/>
-              <w:left w:val="single" w:sz="2" w:space="0" w:color="000000"/>
-              <w:bottom w:val="single" w:sz="2" w:space="0" w:color="000000"/>
-              <w:right w:val="single" w:sz="2" w:space="0" w:color="000000"/>
-              <w:tl2br w:val="nil"/>
-              <w:tr2bl w:val="nil"/>
-            </w:tcBorders>
-            <w:shd w:val="clear" w:color="auto" w:fill="FFFF00"/>
-            <w:vAlign w:val="center"/>
-          </w:tcPr>
-          <w:p>
-            <w:pPr>
-              <w:pStyle w:val="a8"/>
-              <w:wordWrap/>
-              <w:jc w:val="center"/>
-              <w:rPr>
-                <w:rFonts w:ascii="HY중고딕" w:eastAsia="HY중고딕" w:cs="HY중고딕"/>
-              </w:rPr>
-            </w:pPr>
-            <w:r>
-              <w:rPr>
-                <w:rFonts w:ascii="HY중고딕" w:eastAsia="HY중고딕" w:cs="HY중고딕"/>
-              </w:rPr>
-              <w:t>8</w:t>
-            </w:r>
-          </w:p>
-        </w:tc>
-        <w:tc>
-          <w:tcPr>
-            <w:tcW w:w="4189" w:type="dxa"/>
-            <w:tcBorders>
-              <w:top w:val="single" w:sz="2" w:space="0" w:color="000000"/>
-              <w:left w:val="single" w:sz="2" w:space="0" w:color="000000"/>
-              <w:bottom w:val="single" w:sz="2" w:space="0" w:color="000000"/>
-              <w:right w:val="single" w:sz="2" w:space="0" w:color="000000"/>
-              <w:tl2br w:val="nil"/>
-              <w:tr2bl w:val="nil"/>
-            </w:tcBorders>
-            <w:shd w:val="clear" w:color="auto" w:fill="FFFF00"/>
-            <w:vAlign w:val="center"/>
-          </w:tcPr>
-          <w:p>
-            <w:pPr>
-              <w:pStyle w:val="a8"/>
-              <w:wordWrap/>
-              <w:jc w:val="left"/>
-            </w:pPr>
-            <w:r>
-              <w:rPr>
-                <w:rFonts w:ascii="HY중고딕" w:eastAsia="HY그래픽" w:cs="HY그래픽"/>
-              </w:rPr>
-              <w:t xml:space="preserve"> </w:t>
-            </w:r>
-            <w:r>
-              <w:rPr>
-                <w:rFonts w:ascii="HY중고딕" w:eastAsia="HY그래픽" w:cs="HY그래픽"/>
-              </w:rPr>
-              <w:t>사용않함</w:t>
-            </w:r>
-            <w:r>
-              <w:rPr>
-                <w:rFonts w:ascii="HY중고딕" w:eastAsia="HY중고딕" w:cs="HY중고딕"/>
-              </w:rPr>
-              <w:t xml:space="preserve">. </w:t>
-            </w:r>
-            <w:r>
-              <w:rPr>
-                <w:rFonts w:ascii="HY중고딕" w:eastAsia="HY그래픽" w:cs="HY그래픽"/>
-              </w:rPr>
-              <w:t>보낸대로돌아오지않음</w:t>
-            </w:r>
-            <w:r>
-              <w:rPr>
-                <w:rFonts w:ascii="HY중고딕" w:eastAsia="HY중고딕" w:cs="HY중고딕"/>
-              </w:rPr>
-              <w:t>.</w:t>
+            </w:pPr>
+            <w:r>
+              <w:rPr>
+                <w:rFonts w:ascii="HY중고딕" w:eastAsia="HY그래픽" w:cs="HY그래픽"/>
+                <w:spacing w:val="-10"/>
+              </w:rPr>
+              <w:t xml:space="preserve"> </w:t>
+            </w:r>
+            <w:r>
+              <w:rPr>
+                <w:rFonts w:ascii="HY중고딕" w:eastAsia="HY그래픽" w:cs="HY그래픽" w:hint="eastAsia"/>
+                <w:spacing w:val="-10"/>
+              </w:rPr>
+              <w:t>전액</w:t>
+            </w:r>
+            <w:r>
+              <w:rPr>
+                <w:rFonts w:ascii="HY중고딕" w:eastAsia="HY그래픽" w:cs="HY그래픽"/>
+                <w:spacing w:val="-10"/>
+              </w:rPr>
+              <w:t>출금</w:t>
+            </w:r>
+            <w:r>
+              <w:rPr>
+                <w:rFonts w:ascii="HY중고딕" w:eastAsia="HY그래픽" w:cs="HY그래픽" w:hint="eastAsia"/>
+                <w:spacing w:val="-10"/>
+              </w:rPr>
+              <w:t>성공</w:t>
+            </w:r>
+            <w:r>
+              <w:rPr>
+                <w:rFonts w:ascii="HY중고딕" w:eastAsia="HY그래픽" w:cs="HY그래픽"/>
+                <w:spacing w:val="-10"/>
+              </w:rPr>
+              <w:t>된</w:t>
+            </w:r>
+            <w:r>
+              <w:rPr>
+                <w:rFonts w:ascii="HY중고딕" w:eastAsia="HY그래픽" w:cs="HY그래픽"/>
+                <w:spacing w:val="-10"/>
+              </w:rPr>
+              <w:t xml:space="preserve"> </w:t>
+            </w:r>
+            <w:r>
+              <w:rPr>
+                <w:rFonts w:ascii="HY중고딕" w:eastAsia="HY중고딕" w:cs="HY중고딕"/>
+                <w:spacing w:val="-10"/>
+              </w:rPr>
+              <w:t xml:space="preserve">Record </w:t>
+            </w:r>
+            <w:r>
+              <w:rPr>
+                <w:rFonts w:ascii="HY중고딕" w:eastAsia="HY그래픽" w:cs="HY그래픽"/>
+                <w:spacing w:val="-10"/>
+              </w:rPr>
+              <w:t>건수</w:t>
             </w:r>
           </w:p>
         </w:tc>
@@ -35711,20 +36307,21 @@
               <w:tl2br w:val="nil"/>
               <w:tr2bl w:val="nil"/>
             </w:tcBorders>
-            <w:vAlign w:val="center"/>
-          </w:tcPr>
-          <w:p>
-            <w:pPr>
-              <w:pStyle w:val="a8"/>
-              <w:wordWrap/>
-              <w:jc w:val="center"/>
-              <w:rPr>
-                <w:rFonts w:ascii="HY중고딕" w:eastAsia="HY중고딕" w:cs="HY중고딕"/>
-              </w:rPr>
-            </w:pPr>
-            <w:r>
-              <w:rPr>
-                <w:rFonts w:ascii="HY중고딕" w:eastAsia="HY중고딕" w:cs="HY중고딕"/>
+            <w:shd w:val="clear" w:color="auto" w:fill="FFFF00"/>
+            <w:vAlign w:val="center"/>
+          </w:tcPr>
+          <w:p>
+            <w:pPr>
+              <w:pStyle w:val="a8"/>
+              <w:wordWrap/>
+              <w:jc w:val="center"/>
+              <w:rPr>
+                <w:rFonts w:ascii="HY중고딕" w:eastAsia="HY중고딕" w:cs="HY중고딕" w:hint="eastAsia"/>
+              </w:rPr>
+            </w:pPr>
+            <w:r>
+              <w:rPr>
+                <w:rFonts w:ascii="HY중고딕" w:eastAsia="HY중고딕" w:cs="HY중고딕" w:hint="eastAsia"/>
               </w:rPr>
               <w:t>11</w:t>
             </w:r>
@@ -35732,37 +36329,54 @@
         </w:tc>
         <w:tc>
           <w:tcPr>
-            <w:tcW w:w="2293" w:type="dxa"/>
-            <w:gridSpan w:val="2"/>
-            <w:tcBorders>
-              <w:top w:val="single" w:sz="2" w:space="0" w:color="000000"/>
-              <w:left w:val="single" w:sz="2" w:space="0" w:color="000000"/>
-              <w:bottom w:val="single" w:sz="2" w:space="0" w:color="000000"/>
-              <w:right w:val="single" w:sz="2" w:space="0" w:color="000000"/>
-              <w:tl2br w:val="nil"/>
-              <w:tr2bl w:val="nil"/>
-            </w:tcBorders>
-            <w:vAlign w:val="center"/>
-          </w:tcPr>
-          <w:p>
-            <w:pPr>
-              <w:pStyle w:val="a8"/>
-              <w:jc w:val="left"/>
-              <w:rPr>
-                <w:rFonts w:ascii="HY중고딕" w:eastAsia="HY중고딕" w:cs="HY중고딕"/>
-              </w:rPr>
-            </w:pPr>
-            <w:r>
-              <w:rPr>
-                <w:rFonts w:ascii="HY중고딕" w:eastAsia="HY그래픽" w:cs="HY그래픽"/>
-              </w:rPr>
-              <w:t xml:space="preserve"> </w:t>
-            </w:r>
-            <w:r>
-              <w:rPr>
-                <w:rFonts w:ascii="HY중고딕" w:eastAsia="HY중고딕" w:cs="HY중고딕"/>
-              </w:rPr>
-              <w:t>FILLER</w:t>
+            <w:tcW w:w="1175" w:type="dxa"/>
+            <w:vMerge/>
+            <w:tcBorders>
+              <w:top w:val="single" w:sz="2" w:space="0" w:color="000000"/>
+              <w:left w:val="single" w:sz="2" w:space="0" w:color="000000"/>
+              <w:bottom w:val="single" w:sz="2" w:space="0" w:color="000000"/>
+              <w:right w:val="single" w:sz="2" w:space="0" w:color="000000"/>
+              <w:tl2br w:val="nil"/>
+              <w:tr2bl w:val="nil"/>
+            </w:tcBorders>
+            <w:shd w:val="clear" w:color="auto" w:fill="FFFF00"/>
+          </w:tcPr>
+          <w:p/>
+        </w:tc>
+        <w:tc>
+          <w:tcPr>
+            <w:tcW w:w="1118" w:type="dxa"/>
+            <w:tcBorders>
+              <w:top w:val="single" w:sz="2" w:space="0" w:color="000000"/>
+              <w:left w:val="single" w:sz="2" w:space="0" w:color="000000"/>
+              <w:bottom w:val="single" w:sz="2" w:space="0" w:color="000000"/>
+              <w:right w:val="single" w:sz="2" w:space="0" w:color="000000"/>
+              <w:tl2br w:val="nil"/>
+              <w:tr2bl w:val="nil"/>
+            </w:tcBorders>
+            <w:shd w:val="clear" w:color="auto" w:fill="FFFF00"/>
+            <w:vAlign w:val="center"/>
+          </w:tcPr>
+          <w:p>
+            <w:pPr>
+              <w:pStyle w:val="a8"/>
+              <w:wordWrap/>
+              <w:jc w:val="center"/>
+              <w:rPr>
+                <w:rFonts w:ascii="HY중고딕" w:eastAsia="HY그래픽" w:cs="HY그래픽"/>
+              </w:rPr>
+            </w:pPr>
+            <w:r>
+              <w:rPr>
+                <w:rFonts w:ascii="HY중고딕" w:eastAsia="HY그래픽" w:cs="HY그래픽" w:hint="eastAsia"/>
+              </w:rPr>
+              <w:t>성공</w:t>
+            </w:r>
+            <w:r>
+              <w:rPr>
+                <w:rFonts w:ascii="HY중고딕" w:eastAsia="HY그래픽" w:cs="HY그래픽"/>
+              </w:rPr>
+              <w:t>금액</w:t>
             </w:r>
           </w:p>
         </w:tc>
@@ -35777,22 +36391,23 @@
               <w:tl2br w:val="nil"/>
               <w:tr2bl w:val="nil"/>
             </w:tcBorders>
-            <w:vAlign w:val="center"/>
-          </w:tcPr>
-          <w:p>
-            <w:pPr>
-              <w:pStyle w:val="a8"/>
-              <w:wordWrap/>
-              <w:jc w:val="center"/>
-              <w:rPr>
-                <w:rFonts w:ascii="HY중고딕" w:eastAsia="HY중고딕" w:cs="HY중고딕"/>
-              </w:rPr>
-            </w:pPr>
-            <w:r>
-              <w:rPr>
-                <w:rFonts w:ascii="HY중고딕" w:eastAsia="HY중고딕" w:cs="HY중고딕"/>
-              </w:rPr>
-              <w:t>AN</w:t>
+            <w:shd w:val="clear" w:color="auto" w:fill="FFFF00"/>
+            <w:vAlign w:val="center"/>
+          </w:tcPr>
+          <w:p>
+            <w:pPr>
+              <w:pStyle w:val="a8"/>
+              <w:wordWrap/>
+              <w:jc w:val="center"/>
+              <w:rPr>
+                <w:rFonts w:ascii="HY중고딕" w:eastAsia="HY중고딕" w:cs="HY중고딕"/>
+              </w:rPr>
+            </w:pPr>
+            <w:r>
+              <w:rPr>
+                <w:rFonts w:ascii="HY중고딕" w:eastAsia="HY중고딕" w:cs="HY중고딕"/>
+              </w:rPr>
+              <w:t>N</w:t>
             </w:r>
           </w:p>
         </w:tc>
@@ -35807,22 +36422,23 @@
               <w:tl2br w:val="nil"/>
               <w:tr2bl w:val="nil"/>
             </w:tcBorders>
-            <w:vAlign w:val="center"/>
-          </w:tcPr>
-          <w:p>
-            <w:pPr>
-              <w:pStyle w:val="a8"/>
-              <w:wordWrap/>
-              <w:jc w:val="center"/>
-              <w:rPr>
-                <w:rFonts w:ascii="HY중고딕" w:eastAsia="HY중고딕" w:cs="HY중고딕"/>
-              </w:rPr>
-            </w:pPr>
-            <w:r>
-              <w:rPr>
-                <w:rFonts w:ascii="HY중고딕" w:eastAsia="HY중고딕" w:cs="HY중고딕"/>
-              </w:rPr>
-              <w:t>4</w:t>
+            <w:shd w:val="clear" w:color="auto" w:fill="FFFF00"/>
+            <w:vAlign w:val="center"/>
+          </w:tcPr>
+          <w:p>
+            <w:pPr>
+              <w:pStyle w:val="a8"/>
+              <w:wordWrap/>
+              <w:jc w:val="center"/>
+              <w:rPr>
+                <w:rFonts w:ascii="HY중고딕" w:eastAsia="HY중고딕" w:cs="HY중고딕"/>
+              </w:rPr>
+            </w:pPr>
+            <w:r>
+              <w:rPr>
+                <w:rFonts w:ascii="HY중고딕" w:eastAsia="HY중고딕" w:cs="HY중고딕"/>
+              </w:rPr>
+              <w:t>13</w:t>
             </w:r>
           </w:p>
         </w:tc>
@@ -35837,40 +36453,21 @@
               <w:tl2br w:val="nil"/>
               <w:tr2bl w:val="nil"/>
             </w:tcBorders>
-            <w:vAlign w:val="center"/>
-          </w:tcPr>
-          <w:p>
-            <w:pPr>
-              <w:pStyle w:val="a8"/>
-              <w:wordWrap/>
-              <w:jc w:val="left"/>
-              <w:rPr>
-                <w:rFonts w:ascii="HY중고딕"/>
-              </w:rPr>
-            </w:pPr>
-            <w:r>
-              <w:rPr>
-                <w:rFonts w:ascii="HY중고딕" w:eastAsia="HY그래픽" w:cs="HY그래픽"/>
-              </w:rPr>
-              <w:t xml:space="preserve"> </w:t>
-            </w:r>
-            <w:r>
-              <w:rPr>
-                <w:rFonts w:ascii="HY중고딕"/>
-              </w:rPr>
-              <w:t>“</w:t>
-            </w:r>
-            <w:r>
-              <w:rPr>
-                <w:rFonts w:ascii="HY중고딕" w:eastAsia="HY중고딕" w:cs="HY중고딕"/>
-              </w:rPr>
-              <w:t>0000</w:t>
-            </w:r>
-            <w:r>
-              <w:rPr>
-                <w:rFonts w:ascii="HY중고딕"/>
-              </w:rPr>
-              <w:t>”</w:t>
+            <w:shd w:val="clear" w:color="auto" w:fill="FFFF00"/>
+            <w:vAlign w:val="center"/>
+          </w:tcPr>
+          <w:p>
+            <w:pPr>
+              <w:pStyle w:val="a8"/>
+              <w:rPr>
+                <w:rFonts w:hint="eastAsia"/>
+              </w:rPr>
+            </w:pPr>
+            <w:r>
+              <w:rPr>
+                <w:rFonts w:hint="eastAsia"/>
+              </w:rPr>
+              <w:t xml:space="preserve"> 전액출금성공금액 + 부분출금성공금액</w:t>
             </w:r>
           </w:p>
         </w:tc>
@@ -35890,23 +36487,28 @@
               <w:tl2br w:val="nil"/>
               <w:tr2bl w:val="nil"/>
             </w:tcBorders>
-            <w:shd w:val="clear" w:color="auto" w:fill="FFFF00"/>
-            <w:vAlign w:val="center"/>
-          </w:tcPr>
-          <w:p>
-            <w:pPr>
-              <w:pStyle w:val="a8"/>
-              <w:wordWrap/>
-              <w:jc w:val="center"/>
-              <w:rPr>
-                <w:rFonts w:ascii="HY중고딕" w:eastAsia="HY중고딕" w:cs="HY중고딕"/>
-              </w:rPr>
-            </w:pPr>
-            <w:r>
-              <w:rPr>
-                <w:rFonts w:ascii="HY중고딕" w:eastAsia="HY중고딕" w:cs="HY중고딕"/>
-              </w:rPr>
-              <w:t>12</w:t>
+            <w:vAlign w:val="center"/>
+          </w:tcPr>
+          <w:p>
+            <w:pPr>
+              <w:pStyle w:val="a8"/>
+              <w:wordWrap/>
+              <w:jc w:val="center"/>
+              <w:rPr>
+                <w:rFonts w:ascii="HY중고딕" w:eastAsia="HY중고딕" w:cs="HY중고딕" w:hint="eastAsia"/>
+              </w:rPr>
+            </w:pPr>
+            <w:r>
+              <w:rPr>
+                <w:rFonts w:ascii="HY중고딕" w:eastAsia="HY중고딕" w:cs="HY중고딕"/>
+              </w:rPr>
+              <w:t>1</w:t>
+            </w:r>
+            <w:r>
+              <w:rPr>
+                <w:rFonts w:ascii="HY중고딕" w:eastAsia="HY중고딕" w:cs="HY중고딕" w:hint="eastAsia"/>
+              </w:rPr>
+              <w:t>2</w:t>
             </w:r>
           </w:p>
         </w:tc>
@@ -35922,7 +36524,6 @@
               <w:tl2br w:val="nil"/>
               <w:tr2bl w:val="nil"/>
             </w:tcBorders>
-            <w:shd w:val="clear" w:color="auto" w:fill="FFFF00"/>
             <w:vAlign w:val="center"/>
           </w:tcPr>
           <w:p>
@@ -35930,32 +36531,20 @@
               <w:pStyle w:val="a8"/>
               <w:jc w:val="left"/>
               <w:rPr>
-                <w:rFonts w:ascii="HY중고딕" w:eastAsia="HY그래픽" w:cs="HY그래픽"/>
-              </w:rPr>
-            </w:pPr>
-            <w:r>
-              <w:rPr>
-                <w:rFonts w:ascii="HY중고딕" w:eastAsia="HY그래픽" w:cs="HY그래픽"/>
-              </w:rPr>
-              <w:t xml:space="preserve"> </w:t>
-            </w:r>
-            <w:r>
-              <w:rPr>
-                <w:rFonts w:ascii="HY중고딕" w:eastAsia="HY그래픽" w:cs="HY그래픽"/>
-              </w:rPr>
-              <w:t>출금은행</w:t>
-            </w:r>
-            <w:r>
-              <w:rPr>
-                <w:rFonts w:ascii="HY중고딕" w:eastAsia="HY그래픽" w:cs="HY그래픽"/>
-              </w:rPr>
-              <w:t xml:space="preserve"> </w:t>
-            </w:r>
-            <w:r>
-              <w:rPr>
-                <w:rFonts w:ascii="HY중고딕" w:eastAsia="HY그래픽" w:cs="HY그래픽"/>
-              </w:rPr>
-              <w:t>수수료</w:t>
+                <w:rFonts w:ascii="HY중고딕" w:eastAsia="HY중고딕" w:cs="HY중고딕"/>
+              </w:rPr>
+            </w:pPr>
+            <w:r>
+              <w:rPr>
+                <w:rFonts w:ascii="HY중고딕" w:eastAsia="HY그래픽" w:cs="HY그래픽"/>
+              </w:rPr>
+              <w:t xml:space="preserve"> </w:t>
+            </w:r>
+            <w:r>
+              <w:rPr>
+                <w:rFonts w:ascii="HY중고딕" w:eastAsia="HY중고딕" w:cs="HY중고딕"/>
+              </w:rPr>
+              <w:t>FILLER</w:t>
             </w:r>
           </w:p>
         </w:tc>
@@ -35970,23 +36559,22 @@
               <w:tl2br w:val="nil"/>
               <w:tr2bl w:val="nil"/>
             </w:tcBorders>
-            <w:shd w:val="clear" w:color="auto" w:fill="FFFF00"/>
-            <w:vAlign w:val="center"/>
-          </w:tcPr>
-          <w:p>
-            <w:pPr>
-              <w:pStyle w:val="a8"/>
-              <w:wordWrap/>
-              <w:jc w:val="center"/>
-              <w:rPr>
-                <w:rFonts w:ascii="HY중고딕" w:eastAsia="HY중고딕" w:cs="HY중고딕"/>
-              </w:rPr>
-            </w:pPr>
-            <w:r>
-              <w:rPr>
-                <w:rFonts w:ascii="HY중고딕" w:eastAsia="HY중고딕" w:cs="HY중고딕"/>
-              </w:rPr>
-              <w:t>N</w:t>
+            <w:vAlign w:val="center"/>
+          </w:tcPr>
+          <w:p>
+            <w:pPr>
+              <w:pStyle w:val="a8"/>
+              <w:wordWrap/>
+              <w:jc w:val="center"/>
+              <w:rPr>
+                <w:rFonts w:ascii="HY중고딕" w:eastAsia="HY중고딕" w:cs="HY중고딕"/>
+              </w:rPr>
+            </w:pPr>
+            <w:r>
+              <w:rPr>
+                <w:rFonts w:ascii="HY중고딕" w:eastAsia="HY중고딕" w:cs="HY중고딕"/>
+              </w:rPr>
+              <w:t>AN</w:t>
             </w:r>
           </w:p>
         </w:tc>
@@ -36001,23 +36589,22 @@
               <w:tl2br w:val="nil"/>
               <w:tr2bl w:val="nil"/>
             </w:tcBorders>
-            <w:shd w:val="clear" w:color="auto" w:fill="FFFF00"/>
-            <w:vAlign w:val="center"/>
-          </w:tcPr>
-          <w:p>
-            <w:pPr>
-              <w:pStyle w:val="a8"/>
-              <w:wordWrap/>
-              <w:jc w:val="center"/>
-              <w:rPr>
-                <w:rFonts w:ascii="HY중고딕" w:eastAsia="HY중고딕" w:cs="HY중고딕"/>
-              </w:rPr>
-            </w:pPr>
-            <w:r>
-              <w:rPr>
-                <w:rFonts w:ascii="HY중고딕" w:eastAsia="HY중고딕" w:cs="HY중고딕"/>
-              </w:rPr>
-              <w:t>11</w:t>
+            <w:vAlign w:val="center"/>
+          </w:tcPr>
+          <w:p>
+            <w:pPr>
+              <w:pStyle w:val="a8"/>
+              <w:wordWrap/>
+              <w:jc w:val="center"/>
+              <w:rPr>
+                <w:rFonts w:ascii="HY중고딕" w:eastAsia="HY중고딕" w:cs="HY중고딕" w:hint="eastAsia"/>
+              </w:rPr>
+            </w:pPr>
+            <w:r>
+              <w:rPr>
+                <w:rFonts w:ascii="HY중고딕" w:eastAsia="HY중고딕" w:cs="HY중고딕" w:hint="eastAsia"/>
+              </w:rPr>
+              <w:t>42</w:t>
             </w:r>
           </w:p>
         </w:tc>
@@ -36032,7 +36619,6 @@
               <w:tl2br w:val="nil"/>
               <w:tr2bl w:val="nil"/>
             </w:tcBorders>
-            <w:shd w:val="clear" w:color="auto" w:fill="FFFF00"/>
             <w:vAlign w:val="center"/>
           </w:tcPr>
           <w:p>
@@ -36052,27 +36638,9 @@
             </w:r>
             <w:r>
               <w:rPr>
-                <w:rFonts w:ascii="HY중고딕" w:eastAsia="HY그래픽" w:cs="HY그래픽"/>
-              </w:rPr>
-              <w:t>사용않함</w:t>
-            </w:r>
-            <w:r>
-              <w:rPr>
-                <w:rFonts w:ascii="HY중고딕" w:eastAsia="HY중고딕" w:cs="HY중고딕"/>
-              </w:rPr>
-              <w:t xml:space="preserve">. </w:t>
-            </w:r>
-            <w:r>
-              <w:rPr>
-                <w:rFonts w:ascii="HY중고딕" w:eastAsia="HY그래픽" w:cs="HY그래픽"/>
-              </w:rPr>
-              <w:t>보낸대로돌아오지않음</w:t>
-            </w:r>
-            <w:r>
-              <w:rPr>
-                <w:rFonts w:ascii="HY중고딕" w:eastAsia="HY중고딕" w:cs="HY중고딕"/>
-              </w:rPr>
-              <w:t>.</w:t>
+                <w:rFonts w:ascii="HY중고딕" w:eastAsia="HY중고딕" w:cs="HY중고딕"/>
+              </w:rPr>
+              <w:t>SPACE</w:t>
             </w:r>
           </w:p>
         </w:tc>
@@ -36092,23 +36660,28 @@
               <w:tl2br w:val="nil"/>
               <w:tr2bl w:val="nil"/>
             </w:tcBorders>
-            <w:shd w:val="clear" w:color="auto" w:fill="FFFF00"/>
-            <w:vAlign w:val="center"/>
-          </w:tcPr>
-          <w:p>
-            <w:pPr>
-              <w:pStyle w:val="a8"/>
-              <w:wordWrap/>
-              <w:jc w:val="center"/>
-              <w:rPr>
-                <w:rFonts w:ascii="HY중고딕" w:eastAsia="HY중고딕" w:cs="HY중고딕"/>
-              </w:rPr>
-            </w:pPr>
-            <w:r>
-              <w:rPr>
-                <w:rFonts w:ascii="HY중고딕" w:eastAsia="HY중고딕" w:cs="HY중고딕"/>
-              </w:rPr>
-              <w:t>13</w:t>
+            <w:vAlign w:val="center"/>
+          </w:tcPr>
+          <w:p>
+            <w:pPr>
+              <w:pStyle w:val="a8"/>
+              <w:wordWrap/>
+              <w:jc w:val="center"/>
+              <w:rPr>
+                <w:rFonts w:ascii="HY중고딕" w:eastAsia="HY중고딕" w:cs="HY중고딕" w:hint="eastAsia"/>
+              </w:rPr>
+            </w:pPr>
+            <w:r>
+              <w:rPr>
+                <w:rFonts w:ascii="HY중고딕" w:eastAsia="HY중고딕" w:cs="HY중고딕"/>
+              </w:rPr>
+              <w:t>1</w:t>
+            </w:r>
+            <w:r>
+              <w:rPr>
+                <w:rFonts w:ascii="HY중고딕" w:eastAsia="HY중고딕" w:cs="HY중고딕" w:hint="eastAsia"/>
+              </w:rPr>
+              <w:t>3</w:t>
             </w:r>
           </w:p>
         </w:tc>
@@ -36124,127 +36697,110 @@
               <w:tl2br w:val="nil"/>
               <w:tr2bl w:val="nil"/>
             </w:tcBorders>
-            <w:shd w:val="clear" w:color="auto" w:fill="FFFF00"/>
-            <w:vAlign w:val="center"/>
-          </w:tcPr>
-          <w:p>
-            <w:pPr>
-              <w:pStyle w:val="a8"/>
+            <w:vAlign w:val="center"/>
+          </w:tcPr>
+          <w:p>
+            <w:pPr>
+              <w:pStyle w:val="a8"/>
+            </w:pPr>
+            <w:r>
+              <w:rPr>
+                <w:rFonts w:ascii="HY중고딕" w:eastAsia="HY그래픽" w:cs="HY그래픽"/>
+              </w:rPr>
+              <w:t xml:space="preserve"> </w:t>
+            </w:r>
+            <w:r>
+              <w:rPr>
+                <w:rFonts w:ascii="HY중고딕" w:eastAsia="HY중고딕" w:cs="HY중고딕"/>
+              </w:rPr>
+              <w:t xml:space="preserve">MAC </w:t>
+            </w:r>
+            <w:r>
+              <w:rPr>
+                <w:rFonts w:ascii="HY중고딕" w:eastAsia="HY그래픽" w:cs="HY그래픽"/>
+              </w:rPr>
+              <w:t>검증값</w:t>
+            </w:r>
+          </w:p>
+        </w:tc>
+        <w:tc>
+          <w:tcPr>
+            <w:tcW w:w="816" w:type="dxa"/>
+            <w:tcBorders>
+              <w:top w:val="single" w:sz="2" w:space="0" w:color="000000"/>
+              <w:left w:val="single" w:sz="2" w:space="0" w:color="000000"/>
+              <w:bottom w:val="single" w:sz="2" w:space="0" w:color="000000"/>
+              <w:right w:val="single" w:sz="2" w:space="0" w:color="000000"/>
+              <w:tl2br w:val="nil"/>
+              <w:tr2bl w:val="nil"/>
+            </w:tcBorders>
+            <w:vAlign w:val="center"/>
+          </w:tcPr>
+          <w:p>
+            <w:pPr>
+              <w:pStyle w:val="a8"/>
+              <w:wordWrap/>
+              <w:jc w:val="center"/>
+              <w:rPr>
+                <w:rFonts w:ascii="HY중고딕" w:eastAsia="HY중고딕" w:cs="HY중고딕"/>
+              </w:rPr>
+            </w:pPr>
+            <w:r>
+              <w:rPr>
+                <w:rFonts w:ascii="HY중고딕" w:eastAsia="HY중고딕" w:cs="HY중고딕"/>
+              </w:rPr>
+              <w:t>AN</w:t>
+            </w:r>
+          </w:p>
+        </w:tc>
+        <w:tc>
+          <w:tcPr>
+            <w:tcW w:w="816" w:type="dxa"/>
+            <w:tcBorders>
+              <w:top w:val="single" w:sz="2" w:space="0" w:color="000000"/>
+              <w:left w:val="single" w:sz="2" w:space="0" w:color="000000"/>
+              <w:bottom w:val="single" w:sz="2" w:space="0" w:color="000000"/>
+              <w:right w:val="single" w:sz="2" w:space="0" w:color="000000"/>
+              <w:tl2br w:val="nil"/>
+              <w:tr2bl w:val="nil"/>
+            </w:tcBorders>
+            <w:vAlign w:val="center"/>
+          </w:tcPr>
+          <w:p>
+            <w:pPr>
+              <w:pStyle w:val="a8"/>
+              <w:wordWrap/>
+              <w:jc w:val="center"/>
+              <w:rPr>
+                <w:rFonts w:ascii="HY중고딕" w:eastAsia="HY중고딕" w:cs="HY중고딕"/>
+              </w:rPr>
+            </w:pPr>
+            <w:r>
+              <w:rPr>
+                <w:rFonts w:ascii="HY중고딕" w:eastAsia="HY중고딕" w:cs="HY중고딕"/>
+              </w:rPr>
+              <w:t>10</w:t>
+            </w:r>
+          </w:p>
+        </w:tc>
+        <w:tc>
+          <w:tcPr>
+            <w:tcW w:w="4189" w:type="dxa"/>
+            <w:tcBorders>
+              <w:top w:val="single" w:sz="2" w:space="0" w:color="000000"/>
+              <w:left w:val="single" w:sz="2" w:space="0" w:color="000000"/>
+              <w:bottom w:val="single" w:sz="2" w:space="0" w:color="000000"/>
+              <w:right w:val="single" w:sz="2" w:space="0" w:color="000000"/>
+              <w:tl2br w:val="nil"/>
+              <w:tr2bl w:val="nil"/>
+            </w:tcBorders>
+            <w:vAlign w:val="center"/>
+          </w:tcPr>
+          <w:p>
+            <w:pPr>
+              <w:pStyle w:val="a8"/>
+              <w:wordWrap/>
               <w:jc w:val="left"/>
-              <w:rPr>
-                <w:rFonts w:ascii="HY중고딕" w:eastAsia="HY그래픽" w:cs="HY그래픽"/>
-              </w:rPr>
-            </w:pPr>
-            <w:r>
-              <w:rPr>
-                <w:rFonts w:ascii="HY중고딕" w:eastAsia="HY그래픽" w:cs="HY그래픽"/>
-              </w:rPr>
-              <w:t xml:space="preserve"> </w:t>
-            </w:r>
-            <w:r>
-              <w:rPr>
-                <w:rFonts w:ascii="HY중고딕" w:eastAsia="HY그래픽" w:cs="HY그래픽"/>
-              </w:rPr>
-              <w:t>입금은행</w:t>
-            </w:r>
-            <w:r>
-              <w:rPr>
-                <w:rFonts w:ascii="HY중고딕" w:eastAsia="HY그래픽" w:cs="HY그래픽"/>
-              </w:rPr>
-              <w:t xml:space="preserve"> </w:t>
-            </w:r>
-            <w:r>
-              <w:rPr>
-                <w:rFonts w:ascii="HY중고딕" w:eastAsia="HY그래픽" w:cs="HY그래픽"/>
-              </w:rPr>
-              <w:t>수수료</w:t>
-            </w:r>
-          </w:p>
-        </w:tc>
-        <w:tc>
-          <w:tcPr>
-            <w:tcW w:w="816" w:type="dxa"/>
-            <w:tcBorders>
-              <w:top w:val="single" w:sz="2" w:space="0" w:color="000000"/>
-              <w:left w:val="single" w:sz="2" w:space="0" w:color="000000"/>
-              <w:bottom w:val="single" w:sz="2" w:space="0" w:color="000000"/>
-              <w:right w:val="single" w:sz="2" w:space="0" w:color="000000"/>
-              <w:tl2br w:val="nil"/>
-              <w:tr2bl w:val="nil"/>
-            </w:tcBorders>
-            <w:shd w:val="clear" w:color="auto" w:fill="FFFF00"/>
-            <w:vAlign w:val="center"/>
-          </w:tcPr>
-          <w:p>
-            <w:pPr>
-              <w:pStyle w:val="a8"/>
-              <w:wordWrap/>
-              <w:jc w:val="center"/>
-              <w:rPr>
-                <w:rFonts w:ascii="HY중고딕" w:eastAsia="HY중고딕" w:cs="HY중고딕"/>
-              </w:rPr>
-            </w:pPr>
-            <w:r>
-              <w:rPr>
-                <w:rFonts w:ascii="HY중고딕" w:eastAsia="HY중고딕" w:cs="HY중고딕"/>
-              </w:rPr>
-              <w:t>N</w:t>
-            </w:r>
-          </w:p>
-        </w:tc>
-        <w:tc>
-          <w:tcPr>
-            <w:tcW w:w="816" w:type="dxa"/>
-            <w:tcBorders>
-              <w:top w:val="single" w:sz="2" w:space="0" w:color="000000"/>
-              <w:left w:val="single" w:sz="2" w:space="0" w:color="000000"/>
-              <w:bottom w:val="single" w:sz="2" w:space="0" w:color="000000"/>
-              <w:right w:val="single" w:sz="2" w:space="0" w:color="000000"/>
-              <w:tl2br w:val="nil"/>
-              <w:tr2bl w:val="nil"/>
-            </w:tcBorders>
-            <w:shd w:val="clear" w:color="auto" w:fill="FFFF00"/>
-            <w:vAlign w:val="center"/>
-          </w:tcPr>
-          <w:p>
-            <w:pPr>
-              <w:pStyle w:val="a8"/>
-              <w:wordWrap/>
-              <w:jc w:val="center"/>
-              <w:rPr>
-                <w:rFonts w:ascii="HY중고딕" w:eastAsia="HY중고딕" w:cs="HY중고딕"/>
-              </w:rPr>
-            </w:pPr>
-            <w:r>
-              <w:rPr>
-                <w:rFonts w:ascii="HY중고딕" w:eastAsia="HY중고딕" w:cs="HY중고딕"/>
-              </w:rPr>
-              <w:t>11</w:t>
-            </w:r>
-          </w:p>
-        </w:tc>
-        <w:tc>
-          <w:tcPr>
-            <w:tcW w:w="4189" w:type="dxa"/>
-            <w:tcBorders>
-              <w:top w:val="single" w:sz="2" w:space="0" w:color="000000"/>
-              <w:left w:val="single" w:sz="2" w:space="0" w:color="000000"/>
-              <w:bottom w:val="single" w:sz="2" w:space="0" w:color="000000"/>
-              <w:right w:val="single" w:sz="2" w:space="0" w:color="000000"/>
-              <w:tl2br w:val="nil"/>
-              <w:tr2bl w:val="nil"/>
-            </w:tcBorders>
-            <w:shd w:val="clear" w:color="auto" w:fill="FFFF00"/>
-            <w:vAlign w:val="center"/>
-          </w:tcPr>
-          <w:p>
-            <w:pPr>
-              <w:pStyle w:val="a8"/>
-              <w:wordWrap/>
-              <w:jc w:val="left"/>
-              <w:rPr>
-                <w:rFonts w:ascii="HY중고딕" w:eastAsia="HY중고딕" w:cs="HY중고딕"/>
-              </w:rPr>
             </w:pPr>
             <w:r>
               <w:rPr>
@@ -36307,9 +36863,15 @@
             </w:pPr>
             <w:r>
               <w:rPr>
-                <w:rFonts w:ascii="HY중고딕" w:eastAsia="HY중고딕" w:cs="HY중고딕"/>
-              </w:rPr>
-              <w:t>14</w:t>
+                <w:rFonts w:ascii="HY중고딕" w:eastAsia="HY중고딕" w:cs="HY중고딕" w:hint="eastAsia"/>
+              </w:rPr>
+              <w:t>1</w:t>
+            </w:r>
+            <w:r>
+              <w:rPr>
+                <w:rFonts w:ascii="HY중고딕" w:eastAsia="HY중고딕" w:cs="HY중고딕" w:hint="eastAsia"/>
+              </w:rPr>
+              <w:t>4</w:t>
             </w:r>
           </w:p>
         </w:tc>
@@ -36330,22 +36892,21 @@
           <w:p>
             <w:pPr>
               <w:pStyle w:val="a8"/>
-              <w:jc w:val="left"/>
-              <w:rPr>
-                <w:rFonts w:ascii="HY중고딕" w:eastAsia="HY중고딕" w:cs="HY중고딕"/>
-              </w:rPr>
-            </w:pPr>
-            <w:r>
-              <w:rPr>
-                <w:rFonts w:ascii="HY중고딕" w:eastAsia="HY그래픽" w:cs="HY그래픽"/>
-              </w:rPr>
-              <w:t xml:space="preserve"> </w:t>
-            </w:r>
-            <w:r>
-              <w:rPr>
-                <w:rFonts w:ascii="HY중고딕" w:eastAsia="HY중고딕" w:cs="HY중고딕"/>
-              </w:rPr>
-              <w:t>FILLER</w:t>
+              <w:rPr>
+                <w:rFonts w:ascii="HY중고딕" w:eastAsia="HY그래픽" w:cs="HY그래픽"/>
+              </w:rPr>
+            </w:pPr>
+            <w:r>
+              <w:rPr>
+                <w:rFonts w:ascii="HY중고딕" w:eastAsia="HY그래픽" w:cs="HY그래픽" w:hint="eastAsia"/>
+              </w:rPr>
+              <w:t xml:space="preserve"> </w:t>
+            </w:r>
+            <w:r>
+              <w:rPr>
+                <w:rFonts w:ascii="HY중고딕" w:eastAsia="HY중고딕" w:hAnsi="바탕" w:cs="바탕" w:hint="eastAsia"/>
+              </w:rPr>
+              <w:t>개행문자</w:t>
             </w:r>
           </w:p>
         </w:tc>
@@ -36373,9 +36934,9 @@
             </w:pPr>
             <w:r>
               <w:rPr>
-                <w:rFonts w:ascii="HY중고딕" w:eastAsia="HY중고딕" w:cs="HY중고딕"/>
-              </w:rPr>
-              <w:t>AN</w:t>
+                <w:rFonts w:ascii="HY중고딕" w:eastAsia="HY중고딕" w:cs="HY중고딕" w:hint="eastAsia"/>
+              </w:rPr>
+              <w:t>A</w:t>
             </w:r>
           </w:p>
         </w:tc>
@@ -36403,9 +36964,9 @@
             </w:pPr>
             <w:r>
               <w:rPr>
-                <w:rFonts w:ascii="HY중고딕" w:eastAsia="HY중고딕" w:cs="HY중고딕"/>
-              </w:rPr>
-              <w:t>29</w:t>
+                <w:rFonts w:ascii="HY중고딕" w:eastAsia="HY중고딕" w:cs="HY중고딕" w:hint="eastAsia"/>
+              </w:rPr>
+              <w:t>2</w:t>
             </w:r>
           </w:p>
         </w:tc>
@@ -36420,366 +36981,6 @@
               <w:tl2br w:val="nil"/>
               <w:tr2bl w:val="nil"/>
             </w:tcBorders>
-            <w:vAlign w:val="center"/>
-          </w:tcPr>
-          <w:p>
-            <w:pPr>
-              <w:pStyle w:val="a8"/>
-              <w:wordWrap/>
-              <w:jc w:val="left"/>
-              <w:rPr>
-                <w:rFonts w:ascii="HY중고딕" w:eastAsia="HY중고딕" w:cs="HY중고딕"/>
-              </w:rPr>
-            </w:pPr>
-            <w:r>
-              <w:rPr>
-                <w:rFonts w:ascii="HY중고딕" w:eastAsia="HY그래픽" w:cs="HY그래픽"/>
-              </w:rPr>
-              <w:t xml:space="preserve"> </w:t>
-            </w:r>
-            <w:r>
-              <w:rPr>
-                <w:rFonts w:ascii="HY중고딕" w:eastAsia="HY중고딕" w:cs="HY중고딕"/>
-              </w:rPr>
-              <w:t>SPACE</w:t>
-            </w:r>
-          </w:p>
-        </w:tc>
-      </w:tr>
-      <w:tr>
-        <w:trPr>
-          <w:trHeight w:val="312"/>
-        </w:trPr>
-        <w:tc>
-          <w:tcPr>
-            <w:tcW w:w="646" w:type="dxa"/>
-            <w:tcBorders>
-              <w:top w:val="single" w:sz="2" w:space="0" w:color="000000"/>
-              <w:left w:val="single" w:sz="2" w:space="0" w:color="000000"/>
-              <w:bottom w:val="single" w:sz="2" w:space="0" w:color="000000"/>
-              <w:right w:val="single" w:sz="2" w:space="0" w:color="000000"/>
-              <w:tl2br w:val="nil"/>
-              <w:tr2bl w:val="nil"/>
-            </w:tcBorders>
-            <w:shd w:val="clear" w:color="auto" w:fill="FFFF00"/>
-            <w:vAlign w:val="center"/>
-          </w:tcPr>
-          <w:p>
-            <w:pPr>
-              <w:pStyle w:val="a8"/>
-              <w:wordWrap/>
-              <w:jc w:val="center"/>
-              <w:rPr>
-                <w:rFonts w:ascii="HY중고딕" w:eastAsia="HY중고딕" w:cs="HY중고딕"/>
-              </w:rPr>
-            </w:pPr>
-            <w:r>
-              <w:rPr>
-                <w:rFonts w:ascii="HY중고딕" w:eastAsia="HY중고딕" w:cs="HY중고딕"/>
-              </w:rPr>
-              <w:t>15</w:t>
-            </w:r>
-          </w:p>
-        </w:tc>
-        <w:tc>
-          <w:tcPr>
-            <w:tcW w:w="2293" w:type="dxa"/>
-            <w:gridSpan w:val="2"/>
-            <w:tcBorders>
-              <w:top w:val="single" w:sz="2" w:space="0" w:color="000000"/>
-              <w:left w:val="single" w:sz="2" w:space="0" w:color="000000"/>
-              <w:bottom w:val="single" w:sz="2" w:space="0" w:color="000000"/>
-              <w:right w:val="single" w:sz="2" w:space="0" w:color="000000"/>
-              <w:tl2br w:val="nil"/>
-              <w:tr2bl w:val="nil"/>
-            </w:tcBorders>
-            <w:shd w:val="clear" w:color="auto" w:fill="FFFF00"/>
-            <w:vAlign w:val="center"/>
-          </w:tcPr>
-          <w:p>
-            <w:pPr>
-              <w:pStyle w:val="a8"/>
-            </w:pPr>
-            <w:r>
-              <w:rPr>
-                <w:rFonts w:ascii="HY중고딕" w:eastAsia="HY그래픽" w:cs="HY그래픽"/>
-              </w:rPr>
-              <w:t xml:space="preserve"> </w:t>
-            </w:r>
-            <w:r>
-              <w:rPr>
-                <w:rFonts w:ascii="HY중고딕" w:eastAsia="HY중고딕" w:cs="HY중고딕"/>
-              </w:rPr>
-              <w:t xml:space="preserve">MAC </w:t>
-            </w:r>
-            <w:r>
-              <w:rPr>
-                <w:rFonts w:ascii="HY중고딕" w:eastAsia="HY그래픽" w:cs="HY그래픽"/>
-              </w:rPr>
-              <w:t>검증값</w:t>
-            </w:r>
-          </w:p>
-        </w:tc>
-        <w:tc>
-          <w:tcPr>
-            <w:tcW w:w="816" w:type="dxa"/>
-            <w:tcBorders>
-              <w:top w:val="single" w:sz="2" w:space="0" w:color="000000"/>
-              <w:left w:val="single" w:sz="2" w:space="0" w:color="000000"/>
-              <w:bottom w:val="single" w:sz="2" w:space="0" w:color="000000"/>
-              <w:right w:val="single" w:sz="2" w:space="0" w:color="000000"/>
-              <w:tl2br w:val="nil"/>
-              <w:tr2bl w:val="nil"/>
-            </w:tcBorders>
-            <w:shd w:val="clear" w:color="auto" w:fill="FFFF00"/>
-            <w:vAlign w:val="center"/>
-          </w:tcPr>
-          <w:p>
-            <w:pPr>
-              <w:pStyle w:val="a8"/>
-              <w:wordWrap/>
-              <w:jc w:val="center"/>
-              <w:rPr>
-                <w:rFonts w:ascii="HY중고딕" w:eastAsia="HY중고딕" w:cs="HY중고딕"/>
-              </w:rPr>
-            </w:pPr>
-            <w:r>
-              <w:rPr>
-                <w:rFonts w:ascii="HY중고딕" w:eastAsia="HY중고딕" w:cs="HY중고딕"/>
-              </w:rPr>
-              <w:t>AN</w:t>
-            </w:r>
-          </w:p>
-        </w:tc>
-        <w:tc>
-          <w:tcPr>
-            <w:tcW w:w="816" w:type="dxa"/>
-            <w:tcBorders>
-              <w:top w:val="single" w:sz="2" w:space="0" w:color="000000"/>
-              <w:left w:val="single" w:sz="2" w:space="0" w:color="000000"/>
-              <w:bottom w:val="single" w:sz="2" w:space="0" w:color="000000"/>
-              <w:right w:val="single" w:sz="2" w:space="0" w:color="000000"/>
-              <w:tl2br w:val="nil"/>
-              <w:tr2bl w:val="nil"/>
-            </w:tcBorders>
-            <w:shd w:val="clear" w:color="auto" w:fill="FFFF00"/>
-            <w:vAlign w:val="center"/>
-          </w:tcPr>
-          <w:p>
-            <w:pPr>
-              <w:pStyle w:val="a8"/>
-              <w:wordWrap/>
-              <w:jc w:val="center"/>
-              <w:rPr>
-                <w:rFonts w:ascii="HY중고딕" w:eastAsia="HY중고딕" w:cs="HY중고딕"/>
-              </w:rPr>
-            </w:pPr>
-            <w:r>
-              <w:rPr>
-                <w:rFonts w:ascii="HY중고딕" w:eastAsia="HY중고딕" w:cs="HY중고딕"/>
-              </w:rPr>
-              <w:t>10</w:t>
-            </w:r>
-          </w:p>
-        </w:tc>
-        <w:tc>
-          <w:tcPr>
-            <w:tcW w:w="4189" w:type="dxa"/>
-            <w:tcBorders>
-              <w:top w:val="single" w:sz="2" w:space="0" w:color="000000"/>
-              <w:left w:val="single" w:sz="2" w:space="0" w:color="000000"/>
-              <w:bottom w:val="single" w:sz="2" w:space="0" w:color="000000"/>
-              <w:right w:val="single" w:sz="2" w:space="0" w:color="000000"/>
-              <w:tl2br w:val="nil"/>
-              <w:tr2bl w:val="nil"/>
-            </w:tcBorders>
-            <w:shd w:val="clear" w:color="auto" w:fill="FFFF00"/>
-            <w:vAlign w:val="center"/>
-          </w:tcPr>
-          <w:p>
-            <w:pPr>
-              <w:pStyle w:val="a8"/>
-              <w:wordWrap/>
-              <w:jc w:val="left"/>
-            </w:pPr>
-            <w:r>
-              <w:rPr>
-                <w:rFonts w:ascii="HY중고딕" w:eastAsia="HY그래픽" w:cs="HY그래픽"/>
-              </w:rPr>
-              <w:t xml:space="preserve"> </w:t>
-            </w:r>
-            <w:r>
-              <w:rPr>
-                <w:rFonts w:ascii="HY중고딕" w:eastAsia="HY그래픽" w:cs="HY그래픽"/>
-              </w:rPr>
-              <w:t>사용않함</w:t>
-            </w:r>
-            <w:r>
-              <w:rPr>
-                <w:rFonts w:ascii="HY중고딕" w:eastAsia="HY중고딕" w:cs="HY중고딕"/>
-              </w:rPr>
-              <w:t xml:space="preserve">. </w:t>
-            </w:r>
-            <w:r>
-              <w:rPr>
-                <w:rFonts w:ascii="HY중고딕" w:eastAsia="HY그래픽" w:cs="HY그래픽"/>
-              </w:rPr>
-              <w:t>보낸대로돌아오지않음</w:t>
-            </w:r>
-            <w:r>
-              <w:rPr>
-                <w:rFonts w:ascii="HY중고딕" w:eastAsia="HY중고딕" w:cs="HY중고딕"/>
-              </w:rPr>
-              <w:t>.</w:t>
-            </w:r>
-          </w:p>
-        </w:tc>
-      </w:tr>
-      <w:tr>
-        <w:trPr>
-          <w:trHeight w:val="312"/>
-        </w:trPr>
-        <w:tc>
-          <w:tcPr>
-            <w:tcW w:w="646" w:type="dxa"/>
-            <w:tcBorders>
-              <w:top w:val="single" w:sz="2" w:space="0" w:color="000000"/>
-              <w:left w:val="single" w:sz="2" w:space="0" w:color="000000"/>
-              <w:bottom w:val="single" w:sz="2" w:space="0" w:color="000000"/>
-              <w:right w:val="single" w:sz="2" w:space="0" w:color="000000"/>
-              <w:tl2br w:val="nil"/>
-              <w:tr2bl w:val="nil"/>
-            </w:tcBorders>
-            <w:shd w:val="clear" w:color="auto" w:fill="auto"/>
-            <w:vAlign w:val="center"/>
-          </w:tcPr>
-          <w:p>
-            <w:pPr>
-              <w:pStyle w:val="a8"/>
-              <w:wordWrap/>
-              <w:jc w:val="center"/>
-              <w:rPr>
-                <w:rFonts w:ascii="HY중고딕" w:eastAsia="HY중고딕" w:cs="HY중고딕"/>
-              </w:rPr>
-            </w:pPr>
-            <w:r>
-              <w:rPr>
-                <w:rFonts w:ascii="HY중고딕" w:eastAsia="HY중고딕" w:cs="HY중고딕" w:hint="eastAsia"/>
-              </w:rPr>
-              <w:t>16</w:t>
-            </w:r>
-          </w:p>
-        </w:tc>
-        <w:tc>
-          <w:tcPr>
-            <w:tcW w:w="2293" w:type="dxa"/>
-            <w:gridSpan w:val="2"/>
-            <w:tcBorders>
-              <w:top w:val="single" w:sz="2" w:space="0" w:color="000000"/>
-              <w:left w:val="single" w:sz="2" w:space="0" w:color="000000"/>
-              <w:bottom w:val="single" w:sz="2" w:space="0" w:color="000000"/>
-              <w:right w:val="single" w:sz="2" w:space="0" w:color="000000"/>
-              <w:tl2br w:val="nil"/>
-              <w:tr2bl w:val="nil"/>
-            </w:tcBorders>
-            <w:shd w:val="clear" w:color="auto" w:fill="auto"/>
-            <w:vAlign w:val="center"/>
-          </w:tcPr>
-          <w:p>
-            <w:pPr>
-              <w:pStyle w:val="a8"/>
-              <w:rPr>
-                <w:rFonts w:ascii="HY중고딕" w:eastAsia="HY그래픽" w:cs="HY그래픽"/>
-              </w:rPr>
-            </w:pPr>
-            <w:r>
-              <w:rPr>
-                <w:rFonts w:ascii="HY중고딕" w:eastAsia="HY그래픽" w:cs="HY그래픽" w:hint="eastAsia"/>
-              </w:rPr>
-              <w:t xml:space="preserve"> </w:t>
-            </w:r>
-            <w:r>
-              <w:rPr>
-                <w:rFonts w:ascii="HY중고딕" w:eastAsia="HY중고딕" w:hAnsi="바탕" w:cs="바탕" w:hint="eastAsia"/>
-              </w:rPr>
-              <w:t>개행문자</w:t>
-            </w:r>
-          </w:p>
-        </w:tc>
-        <w:tc>
-          <w:tcPr>
-            <w:tcW w:w="816" w:type="dxa"/>
-            <w:tcBorders>
-              <w:top w:val="single" w:sz="2" w:space="0" w:color="000000"/>
-              <w:left w:val="single" w:sz="2" w:space="0" w:color="000000"/>
-              <w:bottom w:val="single" w:sz="2" w:space="0" w:color="000000"/>
-              <w:right w:val="single" w:sz="2" w:space="0" w:color="000000"/>
-              <w:tl2br w:val="nil"/>
-              <w:tr2bl w:val="nil"/>
-            </w:tcBorders>
-            <w:shd w:val="clear" w:color="auto" w:fill="auto"/>
-            <w:vAlign w:val="center"/>
-          </w:tcPr>
-          <w:p>
-            <w:pPr>
-              <w:pStyle w:val="a8"/>
-              <w:wordWrap/>
-              <w:jc w:val="center"/>
-              <w:rPr>
-                <w:rFonts w:ascii="HY중고딕" w:eastAsia="HY중고딕" w:cs="HY중고딕"/>
-              </w:rPr>
-            </w:pPr>
-            <w:r>
-              <w:rPr>
-                <w:rFonts w:ascii="HY중고딕" w:eastAsia="HY중고딕" w:cs="HY중고딕" w:hint="eastAsia"/>
-              </w:rPr>
-              <w:t>A</w:t>
-            </w:r>
-          </w:p>
-        </w:tc>
-        <w:tc>
-          <w:tcPr>
-            <w:tcW w:w="816" w:type="dxa"/>
-            <w:tcBorders>
-              <w:top w:val="single" w:sz="2" w:space="0" w:color="000000"/>
-              <w:left w:val="single" w:sz="2" w:space="0" w:color="000000"/>
-              <w:bottom w:val="single" w:sz="2" w:space="0" w:color="000000"/>
-              <w:right w:val="single" w:sz="2" w:space="0" w:color="000000"/>
-              <w:tl2br w:val="nil"/>
-              <w:tr2bl w:val="nil"/>
-            </w:tcBorders>
-            <w:shd w:val="clear" w:color="auto" w:fill="auto"/>
-            <w:vAlign w:val="center"/>
-          </w:tcPr>
-          <w:p>
-            <w:pPr>
-              <w:pStyle w:val="a8"/>
-              <w:wordWrap/>
-              <w:jc w:val="center"/>
-              <w:rPr>
-                <w:rFonts w:ascii="HY중고딕" w:eastAsia="HY중고딕" w:cs="HY중고딕"/>
-              </w:rPr>
-            </w:pPr>
-            <w:r>
-              <w:rPr>
-                <w:rFonts w:ascii="HY중고딕" w:eastAsia="HY중고딕" w:cs="HY중고딕" w:hint="eastAsia"/>
-              </w:rPr>
-              <w:t>2</w:t>
-            </w:r>
-          </w:p>
-        </w:tc>
-        <w:tc>
-          <w:tcPr>
-            <w:tcW w:w="4189" w:type="dxa"/>
-            <w:tcBorders>
-              <w:top w:val="single" w:sz="2" w:space="0" w:color="000000"/>
-              <w:left w:val="single" w:sz="2" w:space="0" w:color="000000"/>
-              <w:bottom w:val="single" w:sz="2" w:space="0" w:color="000000"/>
-              <w:right w:val="single" w:sz="2" w:space="0" w:color="000000"/>
-              <w:tl2br w:val="nil"/>
-              <w:tr2bl w:val="nil"/>
-            </w:tcBorders>
-            <w:shd w:val="clear" w:color="auto" w:fill="auto"/>
             <w:vAlign w:val="center"/>
           </w:tcPr>
           <w:p>
@@ -45374,14 +45575,12 @@
           <w:tab w:val="left" w:pos="25600"/>
         </w:tabs>
         <w:rPr>
-          <w:rFonts w:ascii="굴림체" w:eastAsia="굴림체" w:cs="굴림체" w:hint="eastAsia"/>
+          <w:rFonts w:ascii="굴림체" w:eastAsia="굴림체" w:cs="굴림체"/>
           <w:spacing w:val="-2"/>
           <w:sz w:val="18"/>
           <w:szCs w:val="18"/>
         </w:rPr>
       </w:pPr>
-      <w:bookmarkStart w:id="0" w:name="_GoBack"/>
-      <w:bookmarkEnd w:id="0"/>
     </w:p>
     <w:sectPr>
       <w:footerReference w:type="default" r:id="rId7"/>
@@ -45398,7 +45597,7 @@
 </file>
 
 <file path=word/endnotes.xml><?xml version="1.0" encoding="utf-8"?>
-<w:endnotes xmlns:wpc="http://schemas.microsoft.com/office/word/2010/wordprocessingCanvas" xmlns:mc="http://schemas.openxmlformats.org/markup-compatibility/2006" xmlns:o="urn:schemas-microsoft-com:office:office" xmlns:r="http://schemas.openxmlformats.org/officeDocument/2006/relationships" xmlns:m="http://schemas.openxmlformats.org/officeDocument/2006/math" xmlns:v="urn:schemas-microsoft-com:vml" xmlns:wp14="http://schemas.microsoft.com/office/word/2010/wordprocessingDrawing" xmlns:wp="http://schemas.openxmlformats.org/drawingml/2006/wordprocessingDrawing" xmlns:w10="urn:schemas-microsoft-com:office:word" xmlns:w="http://schemas.openxmlformats.org/wordprocessingml/2006/main" xmlns:w14="http://schemas.microsoft.com/office/word/2010/wordml" xmlns:w15="http://schemas.microsoft.com/office/word/2012/wordml" xmlns:wpg="http://schemas.microsoft.com/office/word/2010/wordprocessingGroup" xmlns:wpi="http://schemas.microsoft.com/office/word/2010/wordprocessingInk" xmlns:wne="http://schemas.microsoft.com/office/word/2006/wordml" xmlns:wps="http://schemas.microsoft.com/office/word/2010/wordprocessingShape" mc:Ignorable="w14 w15 wp14">
+<w:endnotes xmlns:wpc="http://schemas.microsoft.com/office/word/2010/wordprocessingCanvas" xmlns:cx="http://schemas.microsoft.com/office/drawing/2014/chartex" xmlns:cx1="http://schemas.microsoft.com/office/drawing/2015/9/8/chartex" xmlns:cx2="http://schemas.microsoft.com/office/drawing/2015/10/21/chartex" xmlns:cx3="http://schemas.microsoft.com/office/drawing/2016/5/9/chartex" xmlns:cx4="http://schemas.microsoft.com/office/drawing/2016/5/10/chartex" xmlns:cx5="http://schemas.microsoft.com/office/drawing/2016/5/11/chartex" xmlns:cx6="http://schemas.microsoft.com/office/drawing/2016/5/12/chartex" xmlns:cx7="http://schemas.microsoft.com/office/drawing/2016/5/13/chartex" xmlns:cx8="http://schemas.microsoft.com/office/drawing/2016/5/14/chartex" xmlns:mc="http://schemas.openxmlformats.org/markup-compatibility/2006" xmlns:aink="http://schemas.microsoft.com/office/drawing/2016/ink" xmlns:am3d="http://schemas.microsoft.com/office/drawing/2017/model3d" xmlns:o="urn:schemas-microsoft-com:office:office" xmlns:oel="http://schemas.microsoft.com/office/2019/extlst" xmlns:r="http://schemas.openxmlformats.org/officeDocument/2006/relationships" xmlns:m="http://schemas.openxmlformats.org/officeDocument/2006/math" xmlns:v="urn:schemas-microsoft-com:vml" xmlns:wp14="http://schemas.microsoft.com/office/word/2010/wordprocessingDrawing" xmlns:wp="http://schemas.openxmlformats.org/drawingml/2006/wordprocessingDrawing" xmlns:w10="urn:schemas-microsoft-com:office:word" xmlns:w="http://schemas.openxmlformats.org/wordprocessingml/2006/main" xmlns:w14="http://schemas.microsoft.com/office/word/2010/wordml" xmlns:w15="http://schemas.microsoft.com/office/word/2012/wordml" xmlns:w16cex="http://schemas.microsoft.com/office/word/2018/wordml/cex" xmlns:w16cid="http://schemas.microsoft.com/office/word/2016/wordml/cid" xmlns:w16="http://schemas.microsoft.com/office/word/2018/wordml" xmlns:w16du="http://schemas.microsoft.com/office/word/2023/wordml/word16du" xmlns:w16sdtdh="http://schemas.microsoft.com/office/word/2020/wordml/sdtdatahash" xmlns:w16sdtfl="http://schemas.microsoft.com/office/word/2024/wordml/sdtformatlock" xmlns:w16se="http://schemas.microsoft.com/office/word/2015/wordml/symex" xmlns:wpg="http://schemas.microsoft.com/office/word/2010/wordprocessingGroup" xmlns:wpi="http://schemas.microsoft.com/office/word/2010/wordprocessingInk" xmlns:wne="http://schemas.microsoft.com/office/word/2006/wordml" xmlns:wps="http://schemas.microsoft.com/office/word/2010/wordprocessingShape" mc:Ignorable="w14 w15 w16se w16cid w16 w16cex w16sdtdh w16sdtfl w16du wp14">
   <w:endnote w:type="separator" w:id="-1">
     <w:p>
       <w:r>
@@ -45417,7 +45616,7 @@
 </file>
 
 <file path=word/footer1.xml><?xml version="1.0" encoding="utf-8"?>
-<w:ftr xmlns:wpc="http://schemas.microsoft.com/office/word/2010/wordprocessingCanvas" xmlns:mc="http://schemas.openxmlformats.org/markup-compatibility/2006" xmlns:o="urn:schemas-microsoft-com:office:office" xmlns:r="http://schemas.openxmlformats.org/officeDocument/2006/relationships" xmlns:m="http://schemas.openxmlformats.org/officeDocument/2006/math" xmlns:v="urn:schemas-microsoft-com:vml" xmlns:wp14="http://schemas.microsoft.com/office/word/2010/wordprocessingDrawing" xmlns:wp="http://schemas.openxmlformats.org/drawingml/2006/wordprocessingDrawing" xmlns:w10="urn:schemas-microsoft-com:office:word" xmlns:w="http://schemas.openxmlformats.org/wordprocessingml/2006/main" xmlns:w14="http://schemas.microsoft.com/office/word/2010/wordml" xmlns:w15="http://schemas.microsoft.com/office/word/2012/wordml" xmlns:wpg="http://schemas.microsoft.com/office/word/2010/wordprocessingGroup" xmlns:wpi="http://schemas.microsoft.com/office/word/2010/wordprocessingInk" xmlns:wne="http://schemas.microsoft.com/office/word/2006/wordml" xmlns:wps="http://schemas.microsoft.com/office/word/2010/wordprocessingShape" mc:Ignorable="w14 w15 wp14">
+<w:ftr xmlns:wpc="http://schemas.microsoft.com/office/word/2010/wordprocessingCanvas" xmlns:cx="http://schemas.microsoft.com/office/drawing/2014/chartex" xmlns:cx1="http://schemas.microsoft.com/office/drawing/2015/9/8/chartex" xmlns:cx2="http://schemas.microsoft.com/office/drawing/2015/10/21/chartex" xmlns:cx3="http://schemas.microsoft.com/office/drawing/2016/5/9/chartex" xmlns:cx4="http://schemas.microsoft.com/office/drawing/2016/5/10/chartex" xmlns:cx5="http://schemas.microsoft.com/office/drawing/2016/5/11/chartex" xmlns:cx6="http://schemas.microsoft.com/office/drawing/2016/5/12/chartex" xmlns:cx7="http://schemas.microsoft.com/office/drawing/2016/5/13/chartex" xmlns:cx8="http://schemas.microsoft.com/office/drawing/2016/5/14/chartex" xmlns:mc="http://schemas.openxmlformats.org/markup-compatibility/2006" xmlns:aink="http://schemas.microsoft.com/office/drawing/2016/ink" xmlns:am3d="http://schemas.microsoft.com/office/drawing/2017/model3d" xmlns:o="urn:schemas-microsoft-com:office:office" xmlns:oel="http://schemas.microsoft.com/office/2019/extlst" xmlns:r="http://schemas.openxmlformats.org/officeDocument/2006/relationships" xmlns:m="http://schemas.openxmlformats.org/officeDocument/2006/math" xmlns:v="urn:schemas-microsoft-com:vml" xmlns:wp14="http://schemas.microsoft.com/office/word/2010/wordprocessingDrawing" xmlns:wp="http://schemas.openxmlformats.org/drawingml/2006/wordprocessingDrawing" xmlns:w10="urn:schemas-microsoft-com:office:word" xmlns:w="http://schemas.openxmlformats.org/wordprocessingml/2006/main" xmlns:w14="http://schemas.microsoft.com/office/word/2010/wordml" xmlns:w15="http://schemas.microsoft.com/office/word/2012/wordml" xmlns:w16cex="http://schemas.microsoft.com/office/word/2018/wordml/cex" xmlns:w16cid="http://schemas.microsoft.com/office/word/2016/wordml/cid" xmlns:w16="http://schemas.microsoft.com/office/word/2018/wordml" xmlns:w16du="http://schemas.microsoft.com/office/word/2023/wordml/word16du" xmlns:w16sdtdh="http://schemas.microsoft.com/office/word/2020/wordml/sdtdatahash" xmlns:w16sdtfl="http://schemas.microsoft.com/office/word/2024/wordml/sdtformatlock" xmlns:w16se="http://schemas.microsoft.com/office/word/2015/wordml/symex" xmlns:wpg="http://schemas.microsoft.com/office/word/2010/wordprocessingGroup" xmlns:wpi="http://schemas.microsoft.com/office/word/2010/wordprocessingInk" xmlns:wne="http://schemas.microsoft.com/office/word/2006/wordml" xmlns:wps="http://schemas.microsoft.com/office/word/2010/wordprocessingShape" mc:Ignorable="w14 w15 w16se w16cid w16 w16cex w16sdtdh w16sdtfl w16du wp14">
   <w:p>
     <w:pPr>
       <w:pStyle w:val="a8"/>
@@ -45484,7 +45683,7 @@
 </file>
 
 <file path=word/footnotes.xml><?xml version="1.0" encoding="utf-8"?>
-<w:footnotes xmlns:wpc="http://schemas.microsoft.com/office/word/2010/wordprocessingCanvas" xmlns:mc="http://schemas.openxmlformats.org/markup-compatibility/2006" xmlns:o="urn:schemas-microsoft-com:office:office" xmlns:r="http://schemas.openxmlformats.org/officeDocument/2006/relationships" xmlns:m="http://schemas.openxmlformats.org/officeDocument/2006/math" xmlns:v="urn:schemas-microsoft-com:vml" xmlns:wp14="http://schemas.microsoft.com/office/word/2010/wordprocessingDrawing" xmlns:wp="http://schemas.openxmlformats.org/drawingml/2006/wordprocessingDrawing" xmlns:w10="urn:schemas-microsoft-com:office:word" xmlns:w="http://schemas.openxmlformats.org/wordprocessingml/2006/main" xmlns:w14="http://schemas.microsoft.com/office/word/2010/wordml" xmlns:w15="http://schemas.microsoft.com/office/word/2012/wordml" xmlns:wpg="http://schemas.microsoft.com/office/word/2010/wordprocessingGroup" xmlns:wpi="http://schemas.microsoft.com/office/word/2010/wordprocessingInk" xmlns:wne="http://schemas.microsoft.com/office/word/2006/wordml" xmlns:wps="http://schemas.microsoft.com/office/word/2010/wordprocessingShape" mc:Ignorable="w14 w15 wp14">
+<w:footnotes xmlns:wpc="http://schemas.microsoft.com/office/word/2010/wordprocessingCanvas" xmlns:cx="http://schemas.microsoft.com/office/drawing/2014/chartex" xmlns:cx1="http://schemas.microsoft.com/office/drawing/2015/9/8/chartex" xmlns:cx2="http://schemas.microsoft.com/office/drawing/2015/10/21/chartex" xmlns:cx3="http://schemas.microsoft.com/office/drawing/2016/5/9/chartex" xmlns:cx4="http://schemas.microsoft.com/office/drawing/2016/5/10/chartex" xmlns:cx5="http://schemas.microsoft.com/office/drawing/2016/5/11/chartex" xmlns:cx6="http://schemas.microsoft.com/office/drawing/2016/5/12/chartex" xmlns:cx7="http://schemas.microsoft.com/office/drawing/2016/5/13/chartex" xmlns:cx8="http://schemas.microsoft.com/office/drawing/2016/5/14/chartex" xmlns:mc="http://schemas.openxmlformats.org/markup-compatibility/2006" xmlns:aink="http://schemas.microsoft.com/office/drawing/2016/ink" xmlns:am3d="http://schemas.microsoft.com/office/drawing/2017/model3d" xmlns:o="urn:schemas-microsoft-com:office:office" xmlns:oel="http://schemas.microsoft.com/office/2019/extlst" xmlns:r="http://schemas.openxmlformats.org/officeDocument/2006/relationships" xmlns:m="http://schemas.openxmlformats.org/officeDocument/2006/math" xmlns:v="urn:schemas-microsoft-com:vml" xmlns:wp14="http://schemas.microsoft.com/office/word/2010/wordprocessingDrawing" xmlns:wp="http://schemas.openxmlformats.org/drawingml/2006/wordprocessingDrawing" xmlns:w10="urn:schemas-microsoft-com:office:word" xmlns:w="http://schemas.openxmlformats.org/wordprocessingml/2006/main" xmlns:w14="http://schemas.microsoft.com/office/word/2010/wordml" xmlns:w15="http://schemas.microsoft.com/office/word/2012/wordml" xmlns:w16cex="http://schemas.microsoft.com/office/word/2018/wordml/cex" xmlns:w16cid="http://schemas.microsoft.com/office/word/2016/wordml/cid" xmlns:w16="http://schemas.microsoft.com/office/word/2018/wordml" xmlns:w16du="http://schemas.microsoft.com/office/word/2023/wordml/word16du" xmlns:w16sdtdh="http://schemas.microsoft.com/office/word/2020/wordml/sdtdatahash" xmlns:w16sdtfl="http://schemas.microsoft.com/office/word/2024/wordml/sdtformatlock" xmlns:w16se="http://schemas.microsoft.com/office/word/2015/wordml/symex" xmlns:wpg="http://schemas.microsoft.com/office/word/2010/wordprocessingGroup" xmlns:wpi="http://schemas.microsoft.com/office/word/2010/wordprocessingInk" xmlns:wne="http://schemas.microsoft.com/office/word/2006/wordml" xmlns:wps="http://schemas.microsoft.com/office/word/2010/wordprocessingShape" mc:Ignorable="w14 w15 w16se w16cid w16 w16cex w16sdtdh w16sdtfl w16du wp14">
   <w:footnote w:type="separator" w:id="-1">
     <w:p>
       <w:r>
@@ -45503,7 +45702,7 @@
 </file>
 
 <file path=word/numbering.xml><?xml version="1.0" encoding="utf-8"?>
-<w:numbering xmlns:wpc="http://schemas.microsoft.com/office/word/2010/wordprocessingCanvas" xmlns:mc="http://schemas.openxmlformats.org/markup-compatibility/2006" xmlns:o="urn:schemas-microsoft-com:office:office" xmlns:r="http://schemas.openxmlformats.org/officeDocument/2006/relationships" xmlns:m="http://schemas.openxmlformats.org/officeDocument/2006/math" xmlns:v="urn:schemas-microsoft-com:vml" xmlns:wp14="http://schemas.microsoft.com/office/word/2010/wordprocessingDrawing" xmlns:wp="http://schemas.openxmlformats.org/drawingml/2006/wordprocessingDrawing" xmlns:w10="urn:schemas-microsoft-com:office:word" xmlns:w="http://schemas.openxmlformats.org/wordprocessingml/2006/main" xmlns:w14="http://schemas.microsoft.com/office/word/2010/wordml" xmlns:w15="http://schemas.microsoft.com/office/word/2012/wordml" xmlns:wpg="http://schemas.microsoft.com/office/word/2010/wordprocessingGroup" xmlns:wpi="http://schemas.microsoft.com/office/word/2010/wordprocessingInk" xmlns:wne="http://schemas.microsoft.com/office/word/2006/wordml" xmlns:wps="http://schemas.microsoft.com/office/word/2010/wordprocessingShape" mc:Ignorable="w14 w15 wp14">
+<w:numbering xmlns:wpc="http://schemas.microsoft.com/office/word/2010/wordprocessingCanvas" xmlns:cx="http://schemas.microsoft.com/office/drawing/2014/chartex" xmlns:cx1="http://schemas.microsoft.com/office/drawing/2015/9/8/chartex" xmlns:cx2="http://schemas.microsoft.com/office/drawing/2015/10/21/chartex" xmlns:cx3="http://schemas.microsoft.com/office/drawing/2016/5/9/chartex" xmlns:cx4="http://schemas.microsoft.com/office/drawing/2016/5/10/chartex" xmlns:cx5="http://schemas.microsoft.com/office/drawing/2016/5/11/chartex" xmlns:cx6="http://schemas.microsoft.com/office/drawing/2016/5/12/chartex" xmlns:cx7="http://schemas.microsoft.com/office/drawing/2016/5/13/chartex" xmlns:cx8="http://schemas.microsoft.com/office/drawing/2016/5/14/chartex" xmlns:mc="http://schemas.openxmlformats.org/markup-compatibility/2006" xmlns:aink="http://schemas.microsoft.com/office/drawing/2016/ink" xmlns:am3d="http://schemas.microsoft.com/office/drawing/2017/model3d" xmlns:o="urn:schemas-microsoft-com:office:office" xmlns:oel="http://schemas.microsoft.com/office/2019/extlst" xmlns:r="http://schemas.openxmlformats.org/officeDocument/2006/relationships" xmlns:m="http://schemas.openxmlformats.org/officeDocument/2006/math" xmlns:v="urn:schemas-microsoft-com:vml" xmlns:wp14="http://schemas.microsoft.com/office/word/2010/wordprocessingDrawing" xmlns:wp="http://schemas.openxmlformats.org/drawingml/2006/wordprocessingDrawing" xmlns:w10="urn:schemas-microsoft-com:office:word" xmlns:w="http://schemas.openxmlformats.org/wordprocessingml/2006/main" xmlns:w14="http://schemas.microsoft.com/office/word/2010/wordml" xmlns:w15="http://schemas.microsoft.com/office/word/2012/wordml" xmlns:w16cex="http://schemas.microsoft.com/office/word/2018/wordml/cex" xmlns:w16cid="http://schemas.microsoft.com/office/word/2016/wordml/cid" xmlns:w16="http://schemas.microsoft.com/office/word/2018/wordml" xmlns:w16du="http://schemas.microsoft.com/office/word/2023/wordml/word16du" xmlns:w16sdtdh="http://schemas.microsoft.com/office/word/2020/wordml/sdtdatahash" xmlns:w16sdtfl="http://schemas.microsoft.com/office/word/2024/wordml/sdtformatlock" xmlns:w16se="http://schemas.microsoft.com/office/word/2015/wordml/symex" xmlns:wpg="http://schemas.microsoft.com/office/word/2010/wordprocessingGroup" xmlns:wpi="http://schemas.microsoft.com/office/word/2010/wordprocessingInk" xmlns:wne="http://schemas.microsoft.com/office/word/2006/wordml" xmlns:wps="http://schemas.microsoft.com/office/word/2010/wordprocessingShape" mc:Ignorable="w14 w15 w16se w16cid w16 w16cex w16sdtdh w16sdtfl w16du wp14">
   <w:abstractNum w:abstractNumId="0" w15:restartNumberingAfterBreak="0">
     <w:nsid w:val="247310E8"/>
     <w:multiLevelType w:val="multilevel"/>
@@ -45871,23 +46070,23 @@
       </w:rPr>
     </w:lvl>
   </w:abstractNum>
-  <w:num w:numId="1">
+  <w:num w:numId="1" w16cid:durableId="257255945">
     <w:abstractNumId w:val="2"/>
   </w:num>
-  <w:num w:numId="2">
+  <w:num w:numId="2" w16cid:durableId="1521509340">
     <w:abstractNumId w:val="0"/>
   </w:num>
-  <w:num w:numId="3">
+  <w:num w:numId="3" w16cid:durableId="1186406717">
     <w:abstractNumId w:val="3"/>
   </w:num>
-  <w:num w:numId="4">
+  <w:num w:numId="4" w16cid:durableId="42368470">
     <w:abstractNumId w:val="1"/>
   </w:num>
 </w:numbering>
 </file>
 
 <file path=word/styles.xml><?xml version="1.0" encoding="utf-8"?>
-<w:styles xmlns:mc="http://schemas.openxmlformats.org/markup-compatibility/2006" xmlns:r="http://schemas.openxmlformats.org/officeDocument/2006/relationships" xmlns:w="http://schemas.openxmlformats.org/wordprocessingml/2006/main" xmlns:w14="http://schemas.microsoft.com/office/word/2010/wordml" xmlns:w15="http://schemas.microsoft.com/office/word/2012/wordml" mc:Ignorable="w14 w15">
+<w:styles xmlns:mc="http://schemas.openxmlformats.org/markup-compatibility/2006" xmlns:r="http://schemas.openxmlformats.org/officeDocument/2006/relationships" xmlns:w="http://schemas.openxmlformats.org/wordprocessingml/2006/main" xmlns:w14="http://schemas.microsoft.com/office/word/2010/wordml" xmlns:w15="http://schemas.microsoft.com/office/word/2012/wordml" xmlns:w16cex="http://schemas.microsoft.com/office/word/2018/wordml/cex" xmlns:w16cid="http://schemas.microsoft.com/office/word/2016/wordml/cid" xmlns:w16="http://schemas.microsoft.com/office/word/2018/wordml" xmlns:w16du="http://schemas.microsoft.com/office/word/2023/wordml/word16du" xmlns:w16sdtdh="http://schemas.microsoft.com/office/word/2020/wordml/sdtdatahash" xmlns:w16sdtfl="http://schemas.microsoft.com/office/word/2024/wordml/sdtformatlock" xmlns:w16se="http://schemas.microsoft.com/office/word/2015/wordml/symex" mc:Ignorable="w14 w15 w16se w16cid w16 w16cex w16sdtdh w16sdtfl w16du">
   <w:docDefaults>
     <w:rPrDefault>
       <w:rPr>
@@ -45899,7 +46098,7 @@
     </w:rPrDefault>
     <w:pPrDefault/>
   </w:docDefaults>
-  <w:latentStyles w:defLockedState="1" w:defUIPriority="99" w:defSemiHidden="0" w:defUnhideWhenUsed="0" w:defQFormat="0" w:count="371">
+  <w:latentStyles w:defLockedState="1" w:defUIPriority="99" w:defSemiHidden="0" w:defUnhideWhenUsed="0" w:defQFormat="0" w:count="376">
     <w:lsdException w:name="Normal" w:uiPriority="0" w:qFormat="1"/>
     <w:lsdException w:name="heading 1" w:uiPriority="0" w:qFormat="1"/>
     <w:lsdException w:name="heading 2" w:semiHidden="1" w:uiPriority="9" w:unhideWhenUsed="1" w:qFormat="1"/>
@@ -46270,6 +46469,11 @@
     <w:lsdException w:name="List Table 5 Dark Accent 6" w:locked="0" w:uiPriority="50"/>
     <w:lsdException w:name="List Table 6 Colorful Accent 6" w:locked="0" w:uiPriority="51"/>
     <w:lsdException w:name="List Table 7 Colorful Accent 6" w:locked="0" w:uiPriority="52"/>
+    <w:lsdException w:name="Mention" w:locked="0" w:semiHidden="1" w:unhideWhenUsed="1"/>
+    <w:lsdException w:name="Smart Hyperlink" w:locked="0" w:semiHidden="1" w:unhideWhenUsed="1"/>
+    <w:lsdException w:name="Hashtag" w:locked="0" w:semiHidden="1" w:unhideWhenUsed="1"/>
+    <w:lsdException w:name="Unresolved Mention" w:locked="0" w:semiHidden="1" w:unhideWhenUsed="1"/>
+    <w:lsdException w:name="Smart Link" w:locked="0" w:semiHidden="1" w:unhideWhenUsed="1"/>
   </w:latentStyles>
   <w:style w:type="paragraph" w:default="1" w:styleId="a">
     <w:name w:val="Normal"/>
